--- a/historicos/template_educar_mais.docx
+++ b/historicos/template_educar_mais.docx
@@ -1,6 +1,6 @@
 
 <file path=word/document.xml><?xml version="1.0" encoding="utf-8"?>
-<w:document xmlns:wpc="http://schemas.microsoft.com/office/word/2010/wordprocessingCanvas" xmlns:cx="http://schemas.microsoft.com/office/drawing/2014/chartex" xmlns:cx1="http://schemas.microsoft.com/office/drawing/2015/9/8/chartex" xmlns:mc="http://schemas.openxmlformats.org/markup-compatibility/2006" xmlns:o="urn:schemas-microsoft-com:office:office" xmlns:r="http://schemas.openxmlformats.org/officeDocument/2006/relationships" xmlns:m="http://schemas.openxmlformats.org/officeDocument/2006/math" xmlns:v="urn:schemas-microsoft-com:vml" xmlns:wp14="http://schemas.microsoft.com/office/word/2010/wordprocessingDrawing" xmlns:wp="http://schemas.openxmlformats.org/drawingml/2006/wordprocessingDrawing" xmlns:w10="urn:schemas-microsoft-com:office:word" xmlns:w="http://schemas.openxmlformats.org/wordprocessingml/2006/main" xmlns:w14="http://schemas.microsoft.com/office/word/2010/wordml" xmlns:w15="http://schemas.microsoft.com/office/word/2012/wordml" xmlns:w16se="http://schemas.microsoft.com/office/word/2015/wordml/symex" xmlns:wpg="http://schemas.microsoft.com/office/word/2010/wordprocessingGroup" xmlns:wpi="http://schemas.microsoft.com/office/word/2010/wordprocessingInk" xmlns:wne="http://schemas.microsoft.com/office/word/2006/wordml" xmlns:wps="http://schemas.microsoft.com/office/word/2010/wordprocessingShape" mc:Ignorable="w14 w15 w16se wp14">
+<w:document xmlns:wpc="http://schemas.microsoft.com/office/word/2010/wordprocessingCanvas" xmlns:cx="http://schemas.microsoft.com/office/drawing/2014/chartex" xmlns:cx1="http://schemas.microsoft.com/office/drawing/2015/9/8/chartex" xmlns:cx2="http://schemas.microsoft.com/office/drawing/2015/10/21/chartex" xmlns:cx3="http://schemas.microsoft.com/office/drawing/2016/5/9/chartex" xmlns:cx4="http://schemas.microsoft.com/office/drawing/2016/5/10/chartex" xmlns:cx5="http://schemas.microsoft.com/office/drawing/2016/5/11/chartex" xmlns:cx6="http://schemas.microsoft.com/office/drawing/2016/5/12/chartex" xmlns:cx7="http://schemas.microsoft.com/office/drawing/2016/5/13/chartex" xmlns:cx8="http://schemas.microsoft.com/office/drawing/2016/5/14/chartex" xmlns:mc="http://schemas.openxmlformats.org/markup-compatibility/2006" xmlns:aink="http://schemas.microsoft.com/office/drawing/2016/ink" xmlns:am3d="http://schemas.microsoft.com/office/drawing/2017/model3d" xmlns:o="urn:schemas-microsoft-com:office:office" xmlns:oel="http://schemas.microsoft.com/office/2019/extlst" xmlns:r="http://schemas.openxmlformats.org/officeDocument/2006/relationships" xmlns:m="http://schemas.openxmlformats.org/officeDocument/2006/math" xmlns:v="urn:schemas-microsoft-com:vml" xmlns:wp14="http://schemas.microsoft.com/office/word/2010/wordprocessingDrawing" xmlns:wp="http://schemas.openxmlformats.org/drawingml/2006/wordprocessingDrawing" xmlns:w10="urn:schemas-microsoft-com:office:word" xmlns:w="http://schemas.openxmlformats.org/wordprocessingml/2006/main" xmlns:w14="http://schemas.microsoft.com/office/word/2010/wordml" xmlns:w15="http://schemas.microsoft.com/office/word/2012/wordml" xmlns:w16cex="http://schemas.microsoft.com/office/word/2018/wordml/cex" xmlns:w16cid="http://schemas.microsoft.com/office/word/2016/wordml/cid" xmlns:w16="http://schemas.microsoft.com/office/word/2018/wordml" xmlns:w16du="http://schemas.microsoft.com/office/word/2023/wordml/word16du" xmlns:w16sdtdh="http://schemas.microsoft.com/office/word/2020/wordml/sdtdatahash" xmlns:w16sdtfl="http://schemas.microsoft.com/office/word/2024/wordml/sdtformatlock" xmlns:w16se="http://schemas.microsoft.com/office/word/2015/wordml/symex" xmlns:wpg="http://schemas.microsoft.com/office/word/2010/wordprocessingGroup" xmlns:wpi="http://schemas.microsoft.com/office/word/2010/wordprocessingInk" xmlns:wne="http://schemas.microsoft.com/office/word/2006/wordml" xmlns:wps="http://schemas.microsoft.com/office/word/2010/wordprocessingShape" mc:Ignorable="w14 w15 w16se w16cid w16 w16cex w16sdtdh w16sdtfl w16du wp14">
   <w:body>
     <w:tbl>
       <w:tblPr>
@@ -203,8 +203,9 @@
                 <w:szCs w:val="18"/>
                 <w:lang w:val="pt-BR" w:eastAsia="en-US"/>
               </w:rPr>
-              <w:t>{TEL_1}</w:t>
-            </w:r>
+              <w:t>{TEL_</w:t>
+            </w:r>
+            <w:proofErr w:type="gramStart"/>
             <w:r>
               <w:rPr>
                 <w:rFonts w:ascii="Century Gothic" w:hAnsi="Century Gothic" w:cs="Lucida Sans Unicode"/>
@@ -212,8 +213,18 @@
                 <w:szCs w:val="18"/>
                 <w:lang w:val="pt-BR" w:eastAsia="en-US"/>
               </w:rPr>
+              <w:t>1}</w:t>
+            </w:r>
+            <w:r>
+              <w:rPr>
+                <w:rFonts w:ascii="Century Gothic" w:hAnsi="Century Gothic" w:cs="Lucida Sans Unicode"/>
+                <w:sz w:val="18"/>
+                <w:szCs w:val="18"/>
+                <w:lang w:val="pt-BR" w:eastAsia="en-US"/>
+              </w:rPr>
               <w:t>/</w:t>
             </w:r>
+            <w:proofErr w:type="gramEnd"/>
             <w:r>
               <w:rPr>
                 <w:rFonts w:ascii="Century Gothic" w:hAnsi="Century Gothic" w:cs="Lucida Sans Unicode"/>
@@ -285,7 +296,7 @@
             <v:imagedata r:id="rId8" o:title=""/>
             <w10:wrap anchorx="page" anchory="page"/>
           </v:shape>
-          <o:OLEObject Type="Embed" ProgID="MS_ClipArt_Gallery" ShapeID="_x0000_s1026" DrawAspect="Content" ObjectID="_1836557358" r:id="rId9"/>
+          <o:OLEObject Type="Embed" ProgID="MS_ClipArt_Gallery" ShapeID="_x0000_s1026" DrawAspect="Content" ObjectID="_1836560280" r:id="rId9"/>
         </w:object>
       </w:r>
       <w:r>
@@ -1443,7 +1454,7 @@
       <w:tr>
         <w:trPr>
           <w:cantSplit/>
-          <w:trHeight w:val="90"/>
+          <w:trHeight w:val="60"/>
         </w:trPr>
         <w:tc>
           <w:tcPr>
@@ -1495,8 +1506,6 @@
               </w:rPr>
               <w:t>Alterada pela Lei Federal 11.274/06</w:t>
             </w:r>
-            <w:bookmarkStart w:id="0" w:name="_GoBack"/>
-            <w:bookmarkEnd w:id="0"/>
           </w:p>
         </w:tc>
         <w:tc>
@@ -1704,7 +1713,7 @@
       <w:tr>
         <w:trPr>
           <w:cantSplit/>
-          <w:trHeight w:val="358"/>
+          <w:trHeight w:val="217"/>
         </w:trPr>
         <w:tc>
           <w:tcPr>
@@ -1773,7 +1782,23 @@
                 <w:rFonts w:ascii="Century Gothic" w:hAnsi="Century Gothic" w:cs="Lucida Sans Unicode"/>
                 <w:sz w:val="20"/>
               </w:rPr>
-              <w:t>{#disciplinas}{nome}</w:t>
+              <w:t>{#</w:t>
+            </w:r>
+            <w:proofErr w:type="gramStart"/>
+            <w:r>
+              <w:rPr>
+                <w:rFonts w:ascii="Century Gothic" w:hAnsi="Century Gothic" w:cs="Lucida Sans Unicode"/>
+                <w:sz w:val="20"/>
+              </w:rPr>
+              <w:t>disciplinas}{</w:t>
+            </w:r>
+            <w:proofErr w:type="gramEnd"/>
+            <w:r>
+              <w:rPr>
+                <w:rFonts w:ascii="Century Gothic" w:hAnsi="Century Gothic" w:cs="Lucida Sans Unicode"/>
+                <w:sz w:val="20"/>
+              </w:rPr>
+              <w:t>nome}</w:t>
             </w:r>
           </w:p>
         </w:tc>
@@ -1825,7 +1850,6 @@
               <w:rPr>
                 <w:rFonts w:ascii="Century Gothic" w:hAnsi="Century Gothic" w:cs="Arial"/>
                 <w:sz w:val="20"/>
-                <w:szCs w:val="20"/>
                 <w:lang w:eastAsia="en-US"/>
               </w:rPr>
             </w:pPr>
@@ -1856,7 +1880,6 @@
               <w:rPr>
                 <w:rFonts w:ascii="Century Gothic" w:hAnsi="Century Gothic" w:cs="Arial"/>
                 <w:sz w:val="20"/>
-                <w:szCs w:val="20"/>
                 <w:lang w:eastAsia="en-US"/>
               </w:rPr>
             </w:pPr>
@@ -1925,7 +1948,228 @@
                 <w:sz w:val="20"/>
                 <w:lang w:eastAsia="en-US"/>
               </w:rPr>
-              <w:t>{nota_5}{/disciplinas}</w:t>
+              <w:t>{nota_</w:t>
+            </w:r>
+            <w:proofErr w:type="gramStart"/>
+            <w:r>
+              <w:rPr>
+                <w:rFonts w:ascii="Century Gothic" w:hAnsi="Century Gothic" w:cs="Arial"/>
+                <w:sz w:val="20"/>
+                <w:lang w:eastAsia="en-US"/>
+              </w:rPr>
+              <w:t>5}{</w:t>
+            </w:r>
+            <w:proofErr w:type="gramEnd"/>
+            <w:r>
+              <w:rPr>
+                <w:rFonts w:ascii="Century Gothic" w:hAnsi="Century Gothic" w:cs="Arial"/>
+                <w:sz w:val="20"/>
+                <w:lang w:eastAsia="en-US"/>
+              </w:rPr>
+              <w:t>/disciplinas}</w:t>
+            </w:r>
+          </w:p>
+        </w:tc>
+      </w:tr>
+      <w:tr>
+        <w:trPr>
+          <w:trHeight w:val="423"/>
+        </w:trPr>
+        <w:tc>
+          <w:tcPr>
+            <w:tcW w:w="991" w:type="dxa"/>
+            <w:gridSpan w:val="2"/>
+            <w:vMerge/>
+            <w:tcBorders>
+              <w:left w:val="single" w:sz="4" w:space="0" w:color="auto"/>
+              <w:right w:val="single" w:sz="4" w:space="0" w:color="auto"/>
+            </w:tcBorders>
+          </w:tcPr>
+          <w:p>
+            <w:pPr>
+              <w:jc w:val="center"/>
+              <w:rPr>
+                <w:rFonts w:ascii="Century Gothic" w:hAnsi="Century Gothic" w:cs="Lucida Sans Unicode"/>
+                <w:b/>
+              </w:rPr>
+            </w:pPr>
+          </w:p>
+        </w:tc>
+        <w:tc>
+          <w:tcPr>
+            <w:tcW w:w="2698" w:type="dxa"/>
+            <w:gridSpan w:val="3"/>
+            <w:tcBorders>
+              <w:top w:val="single" w:sz="4" w:space="0" w:color="auto"/>
+              <w:left w:val="single" w:sz="4" w:space="0" w:color="auto"/>
+              <w:bottom w:val="single" w:sz="4" w:space="0" w:color="auto"/>
+              <w:right w:val="single" w:sz="4" w:space="0" w:color="auto"/>
+            </w:tcBorders>
+          </w:tcPr>
+          <w:p>
+            <w:pPr>
+              <w:jc w:val="center"/>
+              <w:rPr>
+                <w:rFonts w:ascii="Century Gothic" w:hAnsi="Century Gothic" w:cs="Lucida Sans Unicode"/>
+                <w:b/>
+              </w:rPr>
+            </w:pPr>
+            <w:r>
+              <w:rPr>
+                <w:rFonts w:ascii="Century Gothic" w:hAnsi="Century Gothic" w:cs="Lucida Sans Unicode"/>
+                <w:bCs/>
+                <w:sz w:val="20"/>
+              </w:rPr>
+              <w:t>Base Comum –</w:t>
+            </w:r>
+            <w:r>
+              <w:rPr>
+                <w:rFonts w:ascii="Century Gothic" w:hAnsi="Century Gothic" w:cs="Lucida Sans Unicode"/>
+                <w:bCs/>
+                <w:sz w:val="20"/>
+              </w:rPr>
+              <w:br/>
+              <w:t>Total da Carga-Horária</w:t>
+            </w:r>
+          </w:p>
+        </w:tc>
+        <w:tc>
+          <w:tcPr>
+            <w:tcW w:w="1415" w:type="dxa"/>
+            <w:tcBorders>
+              <w:top w:val="single" w:sz="4" w:space="0" w:color="auto"/>
+              <w:left w:val="single" w:sz="4" w:space="0" w:color="auto"/>
+              <w:bottom w:val="single" w:sz="4" w:space="0" w:color="auto"/>
+              <w:right w:val="single" w:sz="4" w:space="0" w:color="auto"/>
+            </w:tcBorders>
+            <w:vAlign w:val="center"/>
+          </w:tcPr>
+          <w:p>
+            <w:pPr>
+              <w:jc w:val="center"/>
+              <w:rPr>
+                <w:rFonts w:ascii="Century Gothic" w:hAnsi="Century Gothic" w:cs="Lucida Sans Unicode"/>
+                <w:b/>
+              </w:rPr>
+            </w:pPr>
+            <w:r>
+              <w:rPr>
+                <w:rFonts w:ascii="Century Gothic" w:hAnsi="Century Gothic" w:cs="Lucida Sans Unicode"/>
+                <w:b/>
+              </w:rPr>
+              <w:t>{HORAS_1}</w:t>
+            </w:r>
+          </w:p>
+        </w:tc>
+        <w:tc>
+          <w:tcPr>
+            <w:tcW w:w="1417" w:type="dxa"/>
+            <w:tcBorders>
+              <w:top w:val="single" w:sz="4" w:space="0" w:color="auto"/>
+              <w:left w:val="single" w:sz="4" w:space="0" w:color="auto"/>
+              <w:bottom w:val="single" w:sz="4" w:space="0" w:color="auto"/>
+              <w:right w:val="single" w:sz="4" w:space="0" w:color="auto"/>
+            </w:tcBorders>
+            <w:vAlign w:val="center"/>
+          </w:tcPr>
+          <w:p>
+            <w:pPr>
+              <w:jc w:val="center"/>
+              <w:rPr>
+                <w:rFonts w:ascii="Century Gothic" w:hAnsi="Century Gothic" w:cs="Lucida Sans Unicode"/>
+                <w:b/>
+              </w:rPr>
+            </w:pPr>
+            <w:r>
+              <w:rPr>
+                <w:rFonts w:ascii="Century Gothic" w:hAnsi="Century Gothic" w:cs="Lucida Sans Unicode"/>
+                <w:b/>
+              </w:rPr>
+              <w:t>{HORAS_2}</w:t>
+            </w:r>
+          </w:p>
+        </w:tc>
+        <w:tc>
+          <w:tcPr>
+            <w:tcW w:w="1333" w:type="dxa"/>
+            <w:tcBorders>
+              <w:top w:val="single" w:sz="4" w:space="0" w:color="auto"/>
+              <w:left w:val="single" w:sz="4" w:space="0" w:color="auto"/>
+              <w:bottom w:val="single" w:sz="4" w:space="0" w:color="auto"/>
+              <w:right w:val="single" w:sz="4" w:space="0" w:color="auto"/>
+            </w:tcBorders>
+            <w:vAlign w:val="center"/>
+          </w:tcPr>
+          <w:p>
+            <w:pPr>
+              <w:jc w:val="center"/>
+              <w:rPr>
+                <w:rFonts w:ascii="Century Gothic" w:hAnsi="Century Gothic" w:cs="Lucida Sans Unicode"/>
+                <w:b/>
+              </w:rPr>
+            </w:pPr>
+            <w:r>
+              <w:rPr>
+                <w:rFonts w:ascii="Century Gothic" w:hAnsi="Century Gothic" w:cs="Lucida Sans Unicode"/>
+                <w:b/>
+              </w:rPr>
+              <w:t>{HORAS_3}</w:t>
+            </w:r>
+          </w:p>
+        </w:tc>
+        <w:tc>
+          <w:tcPr>
+            <w:tcW w:w="1417" w:type="dxa"/>
+            <w:tcBorders>
+              <w:top w:val="single" w:sz="4" w:space="0" w:color="auto"/>
+              <w:left w:val="single" w:sz="4" w:space="0" w:color="auto"/>
+              <w:bottom w:val="single" w:sz="4" w:space="0" w:color="auto"/>
+              <w:right w:val="single" w:sz="4" w:space="0" w:color="auto"/>
+            </w:tcBorders>
+            <w:vAlign w:val="center"/>
+          </w:tcPr>
+          <w:p>
+            <w:pPr>
+              <w:jc w:val="center"/>
+              <w:rPr>
+                <w:rFonts w:ascii="Century Gothic" w:hAnsi="Century Gothic" w:cs="Lucida Sans Unicode"/>
+                <w:b/>
+              </w:rPr>
+            </w:pPr>
+            <w:r>
+              <w:rPr>
+                <w:rFonts w:ascii="Century Gothic" w:hAnsi="Century Gothic" w:cs="Lucida Sans Unicode"/>
+                <w:b/>
+              </w:rPr>
+              <w:t>{HORAS_4}</w:t>
+            </w:r>
+          </w:p>
+        </w:tc>
+        <w:tc>
+          <w:tcPr>
+            <w:tcW w:w="1503" w:type="dxa"/>
+            <w:tcBorders>
+              <w:top w:val="single" w:sz="4" w:space="0" w:color="auto"/>
+              <w:left w:val="single" w:sz="4" w:space="0" w:color="auto"/>
+              <w:bottom w:val="single" w:sz="4" w:space="0" w:color="auto"/>
+              <w:right w:val="single" w:sz="4" w:space="0" w:color="auto"/>
+            </w:tcBorders>
+            <w:vAlign w:val="center"/>
+          </w:tcPr>
+          <w:p>
+            <w:pPr>
+              <w:jc w:val="center"/>
+              <w:rPr>
+                <w:rFonts w:ascii="Century Gothic" w:hAnsi="Century Gothic" w:cs="Lucida Sans Unicode"/>
+                <w:b/>
+              </w:rPr>
+            </w:pPr>
+            <w:r>
+              <w:rPr>
+                <w:rFonts w:ascii="Century Gothic" w:hAnsi="Century Gothic" w:cs="Lucida Sans Unicode"/>
+                <w:b/>
+              </w:rPr>
+              <w:t>{HORAS_5}</w:t>
             </w:r>
           </w:p>
         </w:tc>
@@ -1956,186 +2200,240 @@
         </w:tc>
         <w:tc>
           <w:tcPr>
-            <w:tcW w:w="2698" w:type="dxa"/>
-            <w:gridSpan w:val="3"/>
-            <w:tcBorders>
-              <w:top w:val="single" w:sz="4" w:space="0" w:color="auto"/>
-              <w:left w:val="single" w:sz="4" w:space="0" w:color="auto"/>
-              <w:bottom w:val="single" w:sz="4" w:space="0" w:color="auto"/>
-              <w:right w:val="single" w:sz="4" w:space="0" w:color="auto"/>
-            </w:tcBorders>
-          </w:tcPr>
-          <w:p>
-            <w:pPr>
-              <w:jc w:val="center"/>
-              <w:rPr>
-                <w:rFonts w:ascii="Century Gothic" w:hAnsi="Century Gothic" w:cs="Lucida Sans Unicode"/>
-                <w:b/>
-              </w:rPr>
-            </w:pPr>
-            <w:r>
-              <w:rPr>
-                <w:rFonts w:ascii="Century Gothic" w:hAnsi="Century Gothic" w:cs="Lucida Sans Unicode"/>
-                <w:bCs/>
-                <w:sz w:val="20"/>
-              </w:rPr>
-              <w:t>Base Comum –</w:t>
-            </w:r>
-            <w:r>
-              <w:rPr>
-                <w:rFonts w:ascii="Century Gothic" w:hAnsi="Century Gothic" w:cs="Lucida Sans Unicode"/>
-                <w:bCs/>
-                <w:sz w:val="20"/>
-              </w:rPr>
-              <w:br/>
-              <w:t>Total da Carga-Horária</w:t>
+            <w:tcW w:w="750" w:type="dxa"/>
+            <w:gridSpan w:val="2"/>
+            <w:vMerge w:val="restart"/>
+            <w:tcBorders>
+              <w:top w:val="single" w:sz="4" w:space="0" w:color="auto"/>
+              <w:left w:val="single" w:sz="4" w:space="0" w:color="auto"/>
+              <w:right w:val="single" w:sz="4" w:space="0" w:color="auto"/>
+            </w:tcBorders>
+            <w:textDirection w:val="btLr"/>
+          </w:tcPr>
+          <w:p>
+            <w:pPr>
+              <w:ind w:left="113" w:right="113"/>
+              <w:jc w:val="center"/>
+              <w:rPr>
+                <w:rFonts w:ascii="Century Gothic" w:hAnsi="Century Gothic" w:cs="Lucida Sans Unicode"/>
+                <w:bCs/>
+                <w:sz w:val="20"/>
+              </w:rPr>
+            </w:pPr>
+            <w:r>
+              <w:rPr>
+                <w:rFonts w:ascii="Century Gothic" w:hAnsi="Century Gothic" w:cs="Lucida Sans Unicode"/>
+                <w:bCs/>
+                <w:sz w:val="18"/>
+                <w:szCs w:val="22"/>
+              </w:rPr>
+              <w:t>Parte Diversificada</w:t>
+            </w:r>
+          </w:p>
+        </w:tc>
+        <w:tc>
+          <w:tcPr>
+            <w:tcW w:w="1948" w:type="dxa"/>
+            <w:tcBorders>
+              <w:top w:val="single" w:sz="4" w:space="0" w:color="auto"/>
+              <w:left w:val="single" w:sz="4" w:space="0" w:color="auto"/>
+              <w:bottom w:val="single" w:sz="4" w:space="0" w:color="auto"/>
+              <w:right w:val="single" w:sz="4" w:space="0" w:color="auto"/>
+            </w:tcBorders>
+          </w:tcPr>
+          <w:p>
+            <w:pPr>
+              <w:rPr>
+                <w:rFonts w:ascii="Century Gothic" w:hAnsi="Century Gothic" w:cs="Lucida Sans Unicode"/>
+                <w:bCs/>
+                <w:sz w:val="20"/>
+              </w:rPr>
+            </w:pPr>
+            <w:r>
+              <w:rPr>
+                <w:rFonts w:ascii="Century Gothic" w:hAnsi="Century Gothic" w:cs="Lucida Sans Unicode"/>
+                <w:bCs/>
+                <w:sz w:val="18"/>
+                <w:szCs w:val="22"/>
+              </w:rPr>
+              <w:t>LÍNGUA ESTRANGEIRA - INGLÊS</w:t>
             </w:r>
           </w:p>
         </w:tc>
         <w:tc>
           <w:tcPr>
             <w:tcW w:w="1415" w:type="dxa"/>
-            <w:tcBorders>
-              <w:top w:val="single" w:sz="4" w:space="0" w:color="auto"/>
-              <w:left w:val="single" w:sz="4" w:space="0" w:color="auto"/>
-              <w:bottom w:val="single" w:sz="4" w:space="0" w:color="auto"/>
-              <w:right w:val="single" w:sz="4" w:space="0" w:color="auto"/>
-            </w:tcBorders>
-            <w:vAlign w:val="center"/>
-          </w:tcPr>
-          <w:p>
-            <w:pPr>
-              <w:jc w:val="center"/>
-              <w:rPr>
-                <w:rFonts w:ascii="Century Gothic" w:hAnsi="Century Gothic" w:cs="Lucida Sans Unicode"/>
-                <w:b/>
-              </w:rPr>
-            </w:pPr>
-            <w:r>
-              <w:rPr>
-                <w:rFonts w:ascii="Century Gothic" w:hAnsi="Century Gothic" w:cs="Lucida Sans Unicode"/>
-                <w:b/>
-              </w:rPr>
-              <w:t>{HORAS_1}</w:t>
+            <w:vMerge w:val="restart"/>
+            <w:tcBorders>
+              <w:top w:val="single" w:sz="4" w:space="0" w:color="auto"/>
+              <w:left w:val="single" w:sz="4" w:space="0" w:color="auto"/>
+              <w:right w:val="single" w:sz="4" w:space="0" w:color="auto"/>
+            </w:tcBorders>
+            <w:textDirection w:val="btLr"/>
+            <w:vAlign w:val="center"/>
+          </w:tcPr>
+          <w:p>
+            <w:pPr>
+              <w:ind w:left="113" w:right="113"/>
+              <w:jc w:val="center"/>
+              <w:rPr>
+                <w:rFonts w:ascii="Century Gothic" w:hAnsi="Century Gothic" w:cs="Lucida Sans Unicode"/>
+                <w:bCs/>
+                <w:sz w:val="20"/>
+                <w:szCs w:val="20"/>
+              </w:rPr>
+            </w:pPr>
+            <w:r>
+              <w:rPr>
+                <w:rFonts w:ascii="Century Gothic" w:hAnsi="Century Gothic" w:cs="Lucida Sans Unicode"/>
+                <w:bCs/>
+                <w:sz w:val="20"/>
+                <w:szCs w:val="20"/>
+              </w:rPr>
+              <w:t>{RES_EDUCARMAIS_1}</w:t>
             </w:r>
           </w:p>
         </w:tc>
         <w:tc>
           <w:tcPr>
             <w:tcW w:w="1417" w:type="dxa"/>
-            <w:tcBorders>
-              <w:top w:val="single" w:sz="4" w:space="0" w:color="auto"/>
-              <w:left w:val="single" w:sz="4" w:space="0" w:color="auto"/>
-              <w:bottom w:val="single" w:sz="4" w:space="0" w:color="auto"/>
-              <w:right w:val="single" w:sz="4" w:space="0" w:color="auto"/>
-            </w:tcBorders>
-            <w:vAlign w:val="center"/>
-          </w:tcPr>
-          <w:p>
-            <w:pPr>
-              <w:jc w:val="center"/>
-              <w:rPr>
-                <w:rFonts w:ascii="Century Gothic" w:hAnsi="Century Gothic" w:cs="Lucida Sans Unicode"/>
-                <w:b/>
-              </w:rPr>
-            </w:pPr>
-            <w:r>
-              <w:rPr>
-                <w:rFonts w:ascii="Century Gothic" w:hAnsi="Century Gothic" w:cs="Lucida Sans Unicode"/>
-                <w:b/>
-              </w:rPr>
-              <w:t>{HORAS_2}</w:t>
+            <w:vMerge w:val="restart"/>
+            <w:tcBorders>
+              <w:top w:val="single" w:sz="4" w:space="0" w:color="auto"/>
+              <w:left w:val="single" w:sz="4" w:space="0" w:color="auto"/>
+              <w:right w:val="single" w:sz="4" w:space="0" w:color="auto"/>
+            </w:tcBorders>
+            <w:textDirection w:val="btLr"/>
+            <w:vAlign w:val="center"/>
+          </w:tcPr>
+          <w:p>
+            <w:pPr>
+              <w:ind w:left="113" w:right="113"/>
+              <w:jc w:val="center"/>
+              <w:rPr>
+                <w:rFonts w:ascii="Century Gothic" w:hAnsi="Century Gothic" w:cs="Lucida Sans Unicode"/>
+                <w:bCs/>
+                <w:sz w:val="20"/>
+                <w:szCs w:val="20"/>
+              </w:rPr>
+            </w:pPr>
+            <w:r>
+              <w:rPr>
+                <w:rFonts w:ascii="Century Gothic" w:hAnsi="Century Gothic" w:cs="Lucida Sans Unicode"/>
+                <w:bCs/>
+                <w:sz w:val="20"/>
+                <w:szCs w:val="20"/>
+              </w:rPr>
+              <w:t>{RES_EDUCARMAIS_2}</w:t>
             </w:r>
           </w:p>
         </w:tc>
         <w:tc>
           <w:tcPr>
             <w:tcW w:w="1333" w:type="dxa"/>
-            <w:tcBorders>
-              <w:top w:val="single" w:sz="4" w:space="0" w:color="auto"/>
-              <w:left w:val="single" w:sz="4" w:space="0" w:color="auto"/>
-              <w:bottom w:val="single" w:sz="4" w:space="0" w:color="auto"/>
-              <w:right w:val="single" w:sz="4" w:space="0" w:color="auto"/>
-            </w:tcBorders>
-            <w:vAlign w:val="center"/>
-          </w:tcPr>
-          <w:p>
-            <w:pPr>
-              <w:jc w:val="center"/>
-              <w:rPr>
-                <w:rFonts w:ascii="Century Gothic" w:hAnsi="Century Gothic" w:cs="Lucida Sans Unicode"/>
-                <w:b/>
-              </w:rPr>
-            </w:pPr>
-            <w:r>
-              <w:rPr>
-                <w:rFonts w:ascii="Century Gothic" w:hAnsi="Century Gothic" w:cs="Lucida Sans Unicode"/>
-                <w:b/>
-              </w:rPr>
-              <w:t>{HORAS_3}</w:t>
+            <w:vMerge w:val="restart"/>
+            <w:tcBorders>
+              <w:top w:val="single" w:sz="4" w:space="0" w:color="auto"/>
+              <w:left w:val="single" w:sz="4" w:space="0" w:color="auto"/>
+              <w:right w:val="single" w:sz="4" w:space="0" w:color="auto"/>
+            </w:tcBorders>
+            <w:textDirection w:val="btLr"/>
+            <w:vAlign w:val="center"/>
+          </w:tcPr>
+          <w:p>
+            <w:pPr>
+              <w:ind w:left="113" w:right="113"/>
+              <w:jc w:val="center"/>
+              <w:rPr>
+                <w:rFonts w:ascii="Century Gothic" w:hAnsi="Century Gothic" w:cs="Lucida Sans Unicode"/>
+                <w:bCs/>
+                <w:sz w:val="20"/>
+                <w:szCs w:val="20"/>
+              </w:rPr>
+            </w:pPr>
+            <w:r>
+              <w:rPr>
+                <w:rFonts w:ascii="Century Gothic" w:hAnsi="Century Gothic" w:cs="Lucida Sans Unicode"/>
+                <w:bCs/>
+                <w:sz w:val="20"/>
+                <w:szCs w:val="20"/>
+              </w:rPr>
+              <w:t>{RES_EDUCARMAIS_3}</w:t>
             </w:r>
           </w:p>
         </w:tc>
         <w:tc>
           <w:tcPr>
             <w:tcW w:w="1417" w:type="dxa"/>
-            <w:tcBorders>
-              <w:top w:val="single" w:sz="4" w:space="0" w:color="auto"/>
-              <w:left w:val="single" w:sz="4" w:space="0" w:color="auto"/>
-              <w:bottom w:val="single" w:sz="4" w:space="0" w:color="auto"/>
-              <w:right w:val="single" w:sz="4" w:space="0" w:color="auto"/>
-            </w:tcBorders>
-            <w:vAlign w:val="center"/>
-          </w:tcPr>
-          <w:p>
-            <w:pPr>
-              <w:jc w:val="center"/>
-              <w:rPr>
-                <w:rFonts w:ascii="Century Gothic" w:hAnsi="Century Gothic" w:cs="Lucida Sans Unicode"/>
-                <w:b/>
-              </w:rPr>
-            </w:pPr>
-            <w:r>
-              <w:rPr>
-                <w:rFonts w:ascii="Century Gothic" w:hAnsi="Century Gothic" w:cs="Lucida Sans Unicode"/>
-                <w:b/>
-              </w:rPr>
-              <w:t>{HORAS_4}</w:t>
+            <w:vMerge w:val="restart"/>
+            <w:tcBorders>
+              <w:top w:val="single" w:sz="4" w:space="0" w:color="auto"/>
+              <w:left w:val="single" w:sz="4" w:space="0" w:color="auto"/>
+              <w:right w:val="single" w:sz="4" w:space="0" w:color="auto"/>
+            </w:tcBorders>
+            <w:textDirection w:val="btLr"/>
+            <w:vAlign w:val="center"/>
+          </w:tcPr>
+          <w:p>
+            <w:pPr>
+              <w:ind w:left="113" w:right="113"/>
+              <w:jc w:val="center"/>
+              <w:rPr>
+                <w:rFonts w:ascii="Century Gothic" w:hAnsi="Century Gothic" w:cs="Lucida Sans Unicode"/>
+                <w:bCs/>
+                <w:sz w:val="20"/>
+                <w:szCs w:val="20"/>
+              </w:rPr>
+            </w:pPr>
+            <w:r>
+              <w:rPr>
+                <w:rFonts w:ascii="Century Gothic" w:hAnsi="Century Gothic" w:cs="Lucida Sans Unicode"/>
+                <w:bCs/>
+                <w:sz w:val="20"/>
+                <w:szCs w:val="20"/>
+              </w:rPr>
+              <w:t>{RES_EDUCARMAIS_4}</w:t>
             </w:r>
           </w:p>
         </w:tc>
         <w:tc>
           <w:tcPr>
             <w:tcW w:w="1503" w:type="dxa"/>
-            <w:tcBorders>
-              <w:top w:val="single" w:sz="4" w:space="0" w:color="auto"/>
-              <w:left w:val="single" w:sz="4" w:space="0" w:color="auto"/>
-              <w:bottom w:val="single" w:sz="4" w:space="0" w:color="auto"/>
-              <w:right w:val="single" w:sz="4" w:space="0" w:color="auto"/>
-            </w:tcBorders>
-            <w:vAlign w:val="center"/>
-          </w:tcPr>
-          <w:p>
-            <w:pPr>
-              <w:jc w:val="center"/>
-              <w:rPr>
-                <w:rFonts w:ascii="Century Gothic" w:hAnsi="Century Gothic" w:cs="Lucida Sans Unicode"/>
-                <w:b/>
-              </w:rPr>
-            </w:pPr>
-            <w:r>
-              <w:rPr>
-                <w:rFonts w:ascii="Century Gothic" w:hAnsi="Century Gothic" w:cs="Lucida Sans Unicode"/>
-                <w:b/>
-              </w:rPr>
-              <w:t>{HORAS_5}</w:t>
+            <w:vMerge w:val="restart"/>
+            <w:tcBorders>
+              <w:top w:val="single" w:sz="4" w:space="0" w:color="auto"/>
+              <w:left w:val="single" w:sz="4" w:space="0" w:color="auto"/>
+              <w:right w:val="single" w:sz="4" w:space="0" w:color="auto"/>
+            </w:tcBorders>
+            <w:textDirection w:val="btLr"/>
+            <w:vAlign w:val="center"/>
+          </w:tcPr>
+          <w:p>
+            <w:pPr>
+              <w:ind w:left="113" w:right="113"/>
+              <w:jc w:val="center"/>
+              <w:rPr>
+                <w:rFonts w:ascii="Century Gothic" w:hAnsi="Century Gothic" w:cs="Lucida Sans Unicode"/>
+                <w:bCs/>
+                <w:sz w:val="20"/>
+                <w:szCs w:val="20"/>
+              </w:rPr>
+            </w:pPr>
+            <w:r>
+              <w:rPr>
+                <w:rFonts w:ascii="Century Gothic" w:hAnsi="Century Gothic" w:cs="Lucida Sans Unicode"/>
+                <w:bCs/>
+                <w:sz w:val="20"/>
+                <w:szCs w:val="20"/>
+              </w:rPr>
+              <w:t>{RES_EDUCARMAIS_5}</w:t>
             </w:r>
           </w:p>
         </w:tc>
       </w:tr>
       <w:tr>
         <w:trPr>
-          <w:trHeight w:val="578"/>
+          <w:trHeight w:val="1052"/>
         </w:trPr>
         <w:tc>
           <w:tcPr>
@@ -2161,32 +2459,22 @@
           <w:tcPr>
             <w:tcW w:w="750" w:type="dxa"/>
             <w:gridSpan w:val="2"/>
-            <w:vMerge w:val="restart"/>
-            <w:tcBorders>
-              <w:top w:val="single" w:sz="4" w:space="0" w:color="auto"/>
-              <w:left w:val="single" w:sz="4" w:space="0" w:color="auto"/>
-              <w:right w:val="single" w:sz="4" w:space="0" w:color="auto"/>
-            </w:tcBorders>
-            <w:textDirection w:val="btLr"/>
-          </w:tcPr>
-          <w:p>
-            <w:pPr>
-              <w:ind w:left="113" w:right="113"/>
-              <w:jc w:val="center"/>
-              <w:rPr>
-                <w:rFonts w:ascii="Century Gothic" w:hAnsi="Century Gothic" w:cs="Lucida Sans Unicode"/>
-                <w:bCs/>
-                <w:sz w:val="20"/>
-              </w:rPr>
-            </w:pPr>
-            <w:r>
-              <w:rPr>
-                <w:rFonts w:ascii="Century Gothic" w:hAnsi="Century Gothic" w:cs="Lucida Sans Unicode"/>
-                <w:bCs/>
-                <w:sz w:val="20"/>
-              </w:rPr>
-              <w:t>Parte Diversificada</w:t>
-            </w:r>
+            <w:vMerge/>
+            <w:tcBorders>
+              <w:left w:val="single" w:sz="4" w:space="0" w:color="auto"/>
+              <w:bottom w:val="single" w:sz="4" w:space="0" w:color="auto"/>
+              <w:right w:val="single" w:sz="4" w:space="0" w:color="auto"/>
+            </w:tcBorders>
+          </w:tcPr>
+          <w:p>
+            <w:pPr>
+              <w:jc w:val="center"/>
+              <w:rPr>
+                <w:rFonts w:ascii="Century Gothic" w:hAnsi="Century Gothic" w:cs="Lucida Sans Unicode"/>
+                <w:bCs/>
+                <w:sz w:val="20"/>
+              </w:rPr>
+            </w:pPr>
           </w:p>
         </w:tc>
         <w:tc>
@@ -2211,19 +2499,20 @@
               <w:rPr>
                 <w:rFonts w:ascii="Century Gothic" w:hAnsi="Century Gothic" w:cs="Lucida Sans Unicode"/>
                 <w:bCs/>
-                <w:sz w:val="20"/>
-              </w:rPr>
-              <w:t>LÍNGUA ESTRANGEIRA - INGLÊS</w:t>
+                <w:sz w:val="18"/>
+                <w:szCs w:val="22"/>
+              </w:rPr>
+              <w:t>Projetos eletivos nos campos das artes, cultura, esportes e ciências naturais e sociais.</w:t>
             </w:r>
           </w:p>
         </w:tc>
         <w:tc>
           <w:tcPr>
             <w:tcW w:w="1415" w:type="dxa"/>
-            <w:vMerge w:val="restart"/>
-            <w:tcBorders>
-              <w:top w:val="single" w:sz="4" w:space="0" w:color="auto"/>
-              <w:left w:val="single" w:sz="4" w:space="0" w:color="auto"/>
+            <w:vMerge/>
+            <w:tcBorders>
+              <w:left w:val="single" w:sz="4" w:space="0" w:color="auto"/>
+              <w:bottom w:val="single" w:sz="4" w:space="0" w:color="auto"/>
               <w:right w:val="single" w:sz="4" w:space="0" w:color="auto"/>
             </w:tcBorders>
             <w:vAlign w:val="center"/>
@@ -2241,10 +2530,10 @@
         <w:tc>
           <w:tcPr>
             <w:tcW w:w="1417" w:type="dxa"/>
-            <w:vMerge w:val="restart"/>
-            <w:tcBorders>
-              <w:top w:val="single" w:sz="4" w:space="0" w:color="auto"/>
-              <w:left w:val="single" w:sz="4" w:space="0" w:color="auto"/>
+            <w:vMerge/>
+            <w:tcBorders>
+              <w:left w:val="single" w:sz="4" w:space="0" w:color="auto"/>
+              <w:bottom w:val="single" w:sz="4" w:space="0" w:color="auto"/>
               <w:right w:val="single" w:sz="4" w:space="0" w:color="auto"/>
             </w:tcBorders>
             <w:vAlign w:val="center"/>
@@ -2262,10 +2551,10 @@
         <w:tc>
           <w:tcPr>
             <w:tcW w:w="1333" w:type="dxa"/>
-            <w:vMerge w:val="restart"/>
-            <w:tcBorders>
-              <w:top w:val="single" w:sz="4" w:space="0" w:color="auto"/>
-              <w:left w:val="single" w:sz="4" w:space="0" w:color="auto"/>
+            <w:vMerge/>
+            <w:tcBorders>
+              <w:left w:val="single" w:sz="4" w:space="0" w:color="auto"/>
+              <w:bottom w:val="single" w:sz="4" w:space="0" w:color="auto"/>
               <w:right w:val="single" w:sz="4" w:space="0" w:color="auto"/>
             </w:tcBorders>
             <w:vAlign w:val="center"/>
@@ -2283,10 +2572,10 @@
         <w:tc>
           <w:tcPr>
             <w:tcW w:w="1417" w:type="dxa"/>
-            <w:vMerge w:val="restart"/>
-            <w:tcBorders>
-              <w:top w:val="single" w:sz="4" w:space="0" w:color="auto"/>
-              <w:left w:val="single" w:sz="4" w:space="0" w:color="auto"/>
+            <w:vMerge/>
+            <w:tcBorders>
+              <w:left w:val="single" w:sz="4" w:space="0" w:color="auto"/>
+              <w:bottom w:val="single" w:sz="4" w:space="0" w:color="auto"/>
               <w:right w:val="single" w:sz="4" w:space="0" w:color="auto"/>
             </w:tcBorders>
             <w:vAlign w:val="center"/>
@@ -2304,10 +2593,10 @@
         <w:tc>
           <w:tcPr>
             <w:tcW w:w="1503" w:type="dxa"/>
-            <w:vMerge w:val="restart"/>
-            <w:tcBorders>
-              <w:top w:val="single" w:sz="4" w:space="0" w:color="auto"/>
-              <w:left w:val="single" w:sz="4" w:space="0" w:color="auto"/>
+            <w:vMerge/>
+            <w:tcBorders>
+              <w:left w:val="single" w:sz="4" w:space="0" w:color="auto"/>
+              <w:bottom w:val="single" w:sz="4" w:space="0" w:color="auto"/>
               <w:right w:val="single" w:sz="4" w:space="0" w:color="auto"/>
             </w:tcBorders>
             <w:vAlign w:val="center"/>
@@ -2325,7 +2614,7 @@
       </w:tr>
       <w:tr>
         <w:trPr>
-          <w:trHeight w:val="1091"/>
+          <w:trHeight w:val="279"/>
         </w:trPr>
         <w:tc>
           <w:tcPr>
@@ -2334,186 +2623,6 @@
             <w:vMerge/>
             <w:tcBorders>
               <w:left w:val="single" w:sz="4" w:space="0" w:color="auto"/>
-              <w:right w:val="single" w:sz="4" w:space="0" w:color="auto"/>
-            </w:tcBorders>
-          </w:tcPr>
-          <w:p>
-            <w:pPr>
-              <w:jc w:val="center"/>
-              <w:rPr>
-                <w:rFonts w:ascii="Century Gothic" w:hAnsi="Century Gothic" w:cs="Lucida Sans Unicode"/>
-                <w:b/>
-              </w:rPr>
-            </w:pPr>
-          </w:p>
-        </w:tc>
-        <w:tc>
-          <w:tcPr>
-            <w:tcW w:w="750" w:type="dxa"/>
-            <w:gridSpan w:val="2"/>
-            <w:vMerge/>
-            <w:tcBorders>
-              <w:left w:val="single" w:sz="4" w:space="0" w:color="auto"/>
-              <w:bottom w:val="single" w:sz="4" w:space="0" w:color="auto"/>
-              <w:right w:val="single" w:sz="4" w:space="0" w:color="auto"/>
-            </w:tcBorders>
-          </w:tcPr>
-          <w:p>
-            <w:pPr>
-              <w:jc w:val="center"/>
-              <w:rPr>
-                <w:rFonts w:ascii="Century Gothic" w:hAnsi="Century Gothic" w:cs="Lucida Sans Unicode"/>
-                <w:bCs/>
-                <w:sz w:val="20"/>
-              </w:rPr>
-            </w:pPr>
-          </w:p>
-        </w:tc>
-        <w:tc>
-          <w:tcPr>
-            <w:tcW w:w="1948" w:type="dxa"/>
-            <w:tcBorders>
-              <w:top w:val="single" w:sz="4" w:space="0" w:color="auto"/>
-              <w:left w:val="single" w:sz="4" w:space="0" w:color="auto"/>
-              <w:bottom w:val="single" w:sz="4" w:space="0" w:color="auto"/>
-              <w:right w:val="single" w:sz="4" w:space="0" w:color="auto"/>
-            </w:tcBorders>
-          </w:tcPr>
-          <w:p>
-            <w:pPr>
-              <w:rPr>
-                <w:rFonts w:ascii="Century Gothic" w:hAnsi="Century Gothic" w:cs="Lucida Sans Unicode"/>
-                <w:bCs/>
-                <w:sz w:val="20"/>
-              </w:rPr>
-            </w:pPr>
-            <w:r>
-              <w:rPr>
-                <w:rFonts w:ascii="Century Gothic" w:hAnsi="Century Gothic" w:cs="Lucida Sans Unicode"/>
-                <w:bCs/>
-                <w:sz w:val="20"/>
-              </w:rPr>
-              <w:t>Projetos eletivos nos campos das artes, cultura, esportes e ciências naturais e sociais.</w:t>
-            </w:r>
-          </w:p>
-        </w:tc>
-        <w:tc>
-          <w:tcPr>
-            <w:tcW w:w="1415" w:type="dxa"/>
-            <w:vMerge/>
-            <w:tcBorders>
-              <w:left w:val="single" w:sz="4" w:space="0" w:color="auto"/>
-              <w:bottom w:val="single" w:sz="4" w:space="0" w:color="auto"/>
-              <w:right w:val="single" w:sz="4" w:space="0" w:color="auto"/>
-            </w:tcBorders>
-            <w:vAlign w:val="center"/>
-          </w:tcPr>
-          <w:p>
-            <w:pPr>
-              <w:jc w:val="center"/>
-              <w:rPr>
-                <w:rFonts w:ascii="Century Gothic" w:hAnsi="Century Gothic" w:cs="Lucida Sans Unicode"/>
-                <w:b/>
-              </w:rPr>
-            </w:pPr>
-          </w:p>
-        </w:tc>
-        <w:tc>
-          <w:tcPr>
-            <w:tcW w:w="1417" w:type="dxa"/>
-            <w:vMerge/>
-            <w:tcBorders>
-              <w:left w:val="single" w:sz="4" w:space="0" w:color="auto"/>
-              <w:bottom w:val="single" w:sz="4" w:space="0" w:color="auto"/>
-              <w:right w:val="single" w:sz="4" w:space="0" w:color="auto"/>
-            </w:tcBorders>
-            <w:vAlign w:val="center"/>
-          </w:tcPr>
-          <w:p>
-            <w:pPr>
-              <w:jc w:val="center"/>
-              <w:rPr>
-                <w:rFonts w:ascii="Century Gothic" w:hAnsi="Century Gothic" w:cs="Lucida Sans Unicode"/>
-                <w:b/>
-              </w:rPr>
-            </w:pPr>
-          </w:p>
-        </w:tc>
-        <w:tc>
-          <w:tcPr>
-            <w:tcW w:w="1333" w:type="dxa"/>
-            <w:vMerge/>
-            <w:tcBorders>
-              <w:left w:val="single" w:sz="4" w:space="0" w:color="auto"/>
-              <w:bottom w:val="single" w:sz="4" w:space="0" w:color="auto"/>
-              <w:right w:val="single" w:sz="4" w:space="0" w:color="auto"/>
-            </w:tcBorders>
-            <w:vAlign w:val="center"/>
-          </w:tcPr>
-          <w:p>
-            <w:pPr>
-              <w:jc w:val="center"/>
-              <w:rPr>
-                <w:rFonts w:ascii="Century Gothic" w:hAnsi="Century Gothic" w:cs="Lucida Sans Unicode"/>
-                <w:b/>
-              </w:rPr>
-            </w:pPr>
-          </w:p>
-        </w:tc>
-        <w:tc>
-          <w:tcPr>
-            <w:tcW w:w="1417" w:type="dxa"/>
-            <w:vMerge/>
-            <w:tcBorders>
-              <w:left w:val="single" w:sz="4" w:space="0" w:color="auto"/>
-              <w:bottom w:val="single" w:sz="4" w:space="0" w:color="auto"/>
-              <w:right w:val="single" w:sz="4" w:space="0" w:color="auto"/>
-            </w:tcBorders>
-            <w:vAlign w:val="center"/>
-          </w:tcPr>
-          <w:p>
-            <w:pPr>
-              <w:jc w:val="center"/>
-              <w:rPr>
-                <w:rFonts w:ascii="Century Gothic" w:hAnsi="Century Gothic" w:cs="Lucida Sans Unicode"/>
-                <w:b/>
-              </w:rPr>
-            </w:pPr>
-          </w:p>
-        </w:tc>
-        <w:tc>
-          <w:tcPr>
-            <w:tcW w:w="1503" w:type="dxa"/>
-            <w:vMerge/>
-            <w:tcBorders>
-              <w:left w:val="single" w:sz="4" w:space="0" w:color="auto"/>
-              <w:bottom w:val="single" w:sz="4" w:space="0" w:color="auto"/>
-              <w:right w:val="single" w:sz="4" w:space="0" w:color="auto"/>
-            </w:tcBorders>
-            <w:vAlign w:val="center"/>
-          </w:tcPr>
-          <w:p>
-            <w:pPr>
-              <w:jc w:val="center"/>
-              <w:rPr>
-                <w:rFonts w:ascii="Century Gothic" w:hAnsi="Century Gothic" w:cs="Lucida Sans Unicode"/>
-                <w:b/>
-              </w:rPr>
-            </w:pPr>
-          </w:p>
-        </w:tc>
-      </w:tr>
-      <w:tr>
-        <w:trPr>
-          <w:trHeight w:val="578"/>
-        </w:trPr>
-        <w:tc>
-          <w:tcPr>
-            <w:tcW w:w="991" w:type="dxa"/>
-            <w:gridSpan w:val="2"/>
-            <w:vMerge/>
-            <w:tcBorders>
-              <w:left w:val="single" w:sz="4" w:space="0" w:color="auto"/>
               <w:bottom w:val="single" w:sz="4" w:space="0" w:color="auto"/>
               <w:right w:val="single" w:sz="4" w:space="0" w:color="auto"/>
             </w:tcBorders>
@@ -2544,14 +2653,16 @@
               <w:rPr>
                 <w:rFonts w:ascii="Century Gothic" w:hAnsi="Century Gothic" w:cs="Lucida Sans Unicode"/>
                 <w:bCs/>
-                <w:sz w:val="20"/>
-              </w:rPr>
-            </w:pPr>
-            <w:r>
-              <w:rPr>
-                <w:rFonts w:ascii="Century Gothic" w:hAnsi="Century Gothic" w:cs="Lucida Sans Unicode"/>
-                <w:bCs/>
-                <w:sz w:val="20"/>
+                <w:sz w:val="18"/>
+                <w:szCs w:val="22"/>
+              </w:rPr>
+            </w:pPr>
+            <w:r>
+              <w:rPr>
+                <w:rFonts w:ascii="Century Gothic" w:hAnsi="Century Gothic" w:cs="Lucida Sans Unicode"/>
+                <w:bCs/>
+                <w:sz w:val="18"/>
+                <w:szCs w:val="22"/>
               </w:rPr>
               <w:t xml:space="preserve">Parte Diversificada – </w:t>
             </w:r>
@@ -2568,7 +2679,8 @@
               <w:rPr>
                 <w:rFonts w:ascii="Century Gothic" w:hAnsi="Century Gothic" w:cs="Lucida Sans Unicode"/>
                 <w:bCs/>
-                <w:sz w:val="20"/>
+                <w:sz w:val="18"/>
+                <w:szCs w:val="22"/>
               </w:rPr>
               <w:t>Total da Carga-Horária</w:t>
             </w:r>
@@ -2592,6 +2704,13 @@
                 <w:b/>
               </w:rPr>
             </w:pPr>
+            <w:r>
+              <w:rPr>
+                <w:rFonts w:ascii="Century Gothic" w:hAnsi="Century Gothic" w:cs="Lucida Sans Unicode"/>
+                <w:b/>
+              </w:rPr>
+              <w:t>{HMAIS_1}</w:t>
+            </w:r>
           </w:p>
         </w:tc>
         <w:tc>
@@ -2612,6 +2731,13 @@
                 <w:b/>
               </w:rPr>
             </w:pPr>
+            <w:r>
+              <w:rPr>
+                <w:rFonts w:ascii="Century Gothic" w:hAnsi="Century Gothic" w:cs="Lucida Sans Unicode"/>
+                <w:b/>
+              </w:rPr>
+              <w:t>{HMAIS_2}</w:t>
+            </w:r>
           </w:p>
         </w:tc>
         <w:tc>
@@ -2632,6 +2758,13 @@
                 <w:b/>
               </w:rPr>
             </w:pPr>
+            <w:r>
+              <w:rPr>
+                <w:rFonts w:ascii="Century Gothic" w:hAnsi="Century Gothic" w:cs="Lucida Sans Unicode"/>
+                <w:b/>
+              </w:rPr>
+              <w:t>{HMAIS_3}</w:t>
+            </w:r>
           </w:p>
         </w:tc>
         <w:tc>
@@ -2652,6 +2785,13 @@
                 <w:b/>
               </w:rPr>
             </w:pPr>
+            <w:r>
+              <w:rPr>
+                <w:rFonts w:ascii="Century Gothic" w:hAnsi="Century Gothic" w:cs="Lucida Sans Unicode"/>
+                <w:b/>
+              </w:rPr>
+              <w:t>{HMAIS_4}</w:t>
+            </w:r>
           </w:p>
         </w:tc>
         <w:tc>
@@ -2672,6 +2812,13 @@
                 <w:b/>
               </w:rPr>
             </w:pPr>
+            <w:r>
+              <w:rPr>
+                <w:rFonts w:ascii="Century Gothic" w:hAnsi="Century Gothic" w:cs="Lucida Sans Unicode"/>
+                <w:b/>
+              </w:rPr>
+              <w:t>{HMAIS_5}</w:t>
+            </w:r>
           </w:p>
         </w:tc>
       </w:tr>
@@ -3773,7 +3920,6 @@
                 <w:rFonts w:ascii="Century Gothic" w:hAnsi="Century Gothic" w:cs="Lucida Sans Unicode"/>
                 <w:lang w:val="pt-BR"/>
               </w:rPr>
-              <w:lastRenderedPageBreak/>
               <w:t>4</w:t>
             </w:r>
           </w:p>
@@ -3904,15 +4050,33 @@
                 <w:sz w:val="20"/>
                 <w:lang w:val="pt-BR"/>
               </w:rPr>
-              <w:t>{CLASSE}</w:t>
-            </w:r>
-            <w:r>
-              <w:rPr>
-                <w:rFonts w:ascii="Century Gothic" w:hAnsi="Century Gothic" w:cs="Lucida Sans Unicode"/>
-                <w:sz w:val="20"/>
-                <w:lang w:val="pt-BR"/>
-              </w:rPr>
-              <w:t xml:space="preserve">     </w:t>
+              <w:t>{</w:t>
+            </w:r>
+            <w:proofErr w:type="gramStart"/>
+            <w:r>
+              <w:rPr>
+                <w:rFonts w:ascii="Century Gothic" w:hAnsi="Century Gothic" w:cs="Lucida Sans Unicode"/>
+                <w:sz w:val="20"/>
+                <w:lang w:val="pt-BR"/>
+              </w:rPr>
+              <w:t>CLASSE}</w:t>
+            </w:r>
+            <w:r>
+              <w:rPr>
+                <w:rFonts w:ascii="Century Gothic" w:hAnsi="Century Gothic" w:cs="Lucida Sans Unicode"/>
+                <w:sz w:val="20"/>
+                <w:lang w:val="pt-BR"/>
+              </w:rPr>
+              <w:t xml:space="preserve">   </w:t>
+            </w:r>
+            <w:proofErr w:type="gramEnd"/>
+            <w:r>
+              <w:rPr>
+                <w:rFonts w:ascii="Century Gothic" w:hAnsi="Century Gothic" w:cs="Lucida Sans Unicode"/>
+                <w:sz w:val="20"/>
+                <w:lang w:val="pt-BR"/>
+              </w:rPr>
+              <w:t xml:space="preserve">  </w:t>
             </w:r>
             <w:r>
               <w:rPr>
@@ -3930,8 +4094,242 @@
                 <w:sz w:val="20"/>
                 <w:lang w:val="pt-BR"/>
               </w:rPr>
-              <w:t>{TURNO}</w:t>
-            </w:r>
+              <w:t>{</w:t>
+            </w:r>
+            <w:proofErr w:type="gramStart"/>
+            <w:r>
+              <w:rPr>
+                <w:rFonts w:ascii="Century Gothic" w:hAnsi="Century Gothic" w:cs="Lucida Sans Unicode"/>
+                <w:sz w:val="20"/>
+                <w:lang w:val="pt-BR"/>
+              </w:rPr>
+              <w:t>TURNO}</w:t>
+            </w:r>
+            <w:r>
+              <w:rPr>
+                <w:rFonts w:ascii="Century Gothic" w:hAnsi="Century Gothic" w:cs="Lucida Sans Unicode"/>
+                <w:sz w:val="20"/>
+                <w:lang w:val="pt-BR"/>
+              </w:rPr>
+              <w:t xml:space="preserve">   </w:t>
+            </w:r>
+            <w:proofErr w:type="gramEnd"/>
+            <w:r>
+              <w:rPr>
+                <w:rFonts w:ascii="Century Gothic" w:hAnsi="Century Gothic" w:cs="Lucida Sans Unicode"/>
+                <w:sz w:val="20"/>
+                <w:lang w:val="pt-BR"/>
+              </w:rPr>
+              <w:t xml:space="preserve">   </w:t>
+            </w:r>
+            <w:r>
+              <w:rPr>
+                <w:rFonts w:ascii="Century Gothic" w:hAnsi="Century Gothic" w:cs="Lucida Sans Unicode"/>
+                <w:b w:val="0"/>
+                <w:bCs/>
+                <w:sz w:val="20"/>
+                <w:lang w:val="pt-BR"/>
+              </w:rPr>
+              <w:t>Ciclo:</w:t>
+            </w:r>
+            <w:r>
+              <w:rPr>
+                <w:rFonts w:ascii="Century Gothic" w:hAnsi="Century Gothic" w:cs="Lucida Sans Unicode"/>
+                <w:sz w:val="20"/>
+                <w:lang w:val="pt-BR"/>
+              </w:rPr>
+              <w:t xml:space="preserve"> </w:t>
+            </w:r>
+            <w:r>
+              <w:rPr>
+                <w:rFonts w:ascii="Century Gothic" w:hAnsi="Century Gothic" w:cs="Lucida Sans Unicode"/>
+                <w:sz w:val="20"/>
+                <w:lang w:val="pt-BR"/>
+              </w:rPr>
+              <w:t>{</w:t>
+            </w:r>
+            <w:proofErr w:type="gramStart"/>
+            <w:r>
+              <w:rPr>
+                <w:rFonts w:ascii="Century Gothic" w:hAnsi="Century Gothic" w:cs="Lucida Sans Unicode"/>
+                <w:sz w:val="20"/>
+                <w:lang w:val="pt-BR"/>
+              </w:rPr>
+              <w:t>CICLO}</w:t>
+            </w:r>
+            <w:r>
+              <w:rPr>
+                <w:rFonts w:ascii="Century Gothic" w:hAnsi="Century Gothic" w:cs="Lucida Sans Unicode"/>
+                <w:sz w:val="20"/>
+                <w:lang w:val="pt-BR"/>
+              </w:rPr>
+              <w:t xml:space="preserve">   </w:t>
+            </w:r>
+            <w:proofErr w:type="gramEnd"/>
+            <w:r>
+              <w:rPr>
+                <w:rFonts w:ascii="Century Gothic" w:hAnsi="Century Gothic" w:cs="Lucida Sans Unicode"/>
+                <w:sz w:val="20"/>
+                <w:lang w:val="pt-BR"/>
+              </w:rPr>
+              <w:t xml:space="preserve">   </w:t>
+            </w:r>
+            <w:r>
+              <w:rPr>
+                <w:rFonts w:ascii="Century Gothic" w:hAnsi="Century Gothic" w:cs="Lucida Sans Unicode"/>
+                <w:b w:val="0"/>
+                <w:bCs/>
+                <w:sz w:val="20"/>
+                <w:lang w:val="pt-BR"/>
+              </w:rPr>
+              <w:t>Ano:</w:t>
+            </w:r>
+            <w:r>
+              <w:rPr>
+                <w:rFonts w:ascii="Century Gothic" w:hAnsi="Century Gothic" w:cs="Lucida Sans Unicode"/>
+                <w:sz w:val="20"/>
+                <w:lang w:val="pt-BR"/>
+              </w:rPr>
+              <w:t xml:space="preserve"> </w:t>
+            </w:r>
+            <w:r>
+              <w:rPr>
+                <w:rFonts w:ascii="Century Gothic" w:hAnsi="Century Gothic" w:cs="Lucida Sans Unicode"/>
+                <w:sz w:val="20"/>
+                <w:lang w:val="pt-BR"/>
+              </w:rPr>
+              <w:t>{ANO_</w:t>
+            </w:r>
+            <w:proofErr w:type="gramStart"/>
+            <w:r>
+              <w:rPr>
+                <w:rFonts w:ascii="Century Gothic" w:hAnsi="Century Gothic" w:cs="Lucida Sans Unicode"/>
+                <w:sz w:val="20"/>
+                <w:lang w:val="pt-BR"/>
+              </w:rPr>
+              <w:t>TRANSF}</w:t>
+            </w:r>
+            <w:r>
+              <w:rPr>
+                <w:rFonts w:ascii="Century Gothic" w:hAnsi="Century Gothic" w:cs="Lucida Sans Unicode"/>
+                <w:sz w:val="20"/>
+                <w:lang w:val="pt-BR"/>
+              </w:rPr>
+              <w:t xml:space="preserve">   </w:t>
+            </w:r>
+            <w:proofErr w:type="gramEnd"/>
+            <w:r>
+              <w:rPr>
+                <w:rFonts w:ascii="Century Gothic" w:hAnsi="Century Gothic" w:cs="Lucida Sans Unicode"/>
+                <w:sz w:val="20"/>
+                <w:lang w:val="pt-BR"/>
+              </w:rPr>
+              <w:t xml:space="preserve">   </w:t>
+            </w:r>
+            <w:r>
+              <w:rPr>
+                <w:rFonts w:ascii="Century Gothic" w:hAnsi="Century Gothic" w:cs="Lucida Sans Unicode"/>
+                <w:b w:val="0"/>
+                <w:bCs/>
+                <w:sz w:val="20"/>
+                <w:lang w:val="pt-BR"/>
+              </w:rPr>
+              <w:t>Turma:</w:t>
+            </w:r>
+            <w:r>
+              <w:rPr>
+                <w:rFonts w:ascii="Century Gothic" w:hAnsi="Century Gothic" w:cs="Lucida Sans Unicode"/>
+                <w:sz w:val="20"/>
+                <w:lang w:val="pt-BR"/>
+              </w:rPr>
+              <w:t xml:space="preserve"> </w:t>
+            </w:r>
+            <w:r>
+              <w:rPr>
+                <w:rFonts w:ascii="Century Gothic" w:hAnsi="Century Gothic" w:cs="Lucida Sans Unicode"/>
+                <w:sz w:val="20"/>
+                <w:lang w:val="pt-BR"/>
+              </w:rPr>
+              <w:t>{</w:t>
+            </w:r>
+            <w:proofErr w:type="gramStart"/>
+            <w:r>
+              <w:rPr>
+                <w:rFonts w:ascii="Century Gothic" w:hAnsi="Century Gothic" w:cs="Lucida Sans Unicode"/>
+                <w:sz w:val="20"/>
+                <w:lang w:val="pt-BR"/>
+              </w:rPr>
+              <w:t>TURMA}</w:t>
+            </w:r>
+            <w:r>
+              <w:rPr>
+                <w:rFonts w:ascii="Century Gothic" w:hAnsi="Century Gothic" w:cs="Lucida Sans Unicode"/>
+                <w:sz w:val="20"/>
+                <w:lang w:val="pt-BR"/>
+              </w:rPr>
+              <w:t xml:space="preserve">   </w:t>
+            </w:r>
+            <w:proofErr w:type="gramEnd"/>
+            <w:r>
+              <w:rPr>
+                <w:rFonts w:ascii="Century Gothic" w:hAnsi="Century Gothic" w:cs="Lucida Sans Unicode"/>
+                <w:sz w:val="20"/>
+                <w:lang w:val="pt-BR"/>
+              </w:rPr>
+              <w:t xml:space="preserve">   </w:t>
+            </w:r>
+            <w:r>
+              <w:rPr>
+                <w:rFonts w:ascii="Century Gothic" w:hAnsi="Century Gothic" w:cs="Lucida Sans Unicode"/>
+                <w:sz w:val="20"/>
+                <w:lang w:val="pt-BR"/>
+              </w:rPr>
+              <w:t xml:space="preserve"> </w:t>
+            </w:r>
+            <w:r>
+              <w:rPr>
+                <w:rFonts w:ascii="Century Gothic" w:hAnsi="Century Gothic" w:cs="Lucida Sans Unicode"/>
+                <w:b w:val="0"/>
+                <w:bCs/>
+                <w:sz w:val="20"/>
+                <w:lang w:val="pt-BR"/>
+              </w:rPr>
+              <w:t>Nº de Chamada:</w:t>
+            </w:r>
+            <w:r>
+              <w:rPr>
+                <w:rFonts w:ascii="Century Gothic" w:hAnsi="Century Gothic" w:cs="Lucida Sans Unicode"/>
+                <w:sz w:val="20"/>
+                <w:lang w:val="pt-BR"/>
+              </w:rPr>
+              <w:t xml:space="preserve"> </w:t>
+            </w:r>
+            <w:r>
+              <w:rPr>
+                <w:rFonts w:ascii="Century Gothic" w:hAnsi="Century Gothic" w:cs="Lucida Sans Unicode"/>
+                <w:sz w:val="20"/>
+                <w:lang w:val="pt-BR"/>
+              </w:rPr>
+              <w:t>{N_</w:t>
+            </w:r>
+            <w:proofErr w:type="gramStart"/>
+            <w:r>
+              <w:rPr>
+                <w:rFonts w:ascii="Century Gothic" w:hAnsi="Century Gothic" w:cs="Lucida Sans Unicode"/>
+                <w:sz w:val="20"/>
+                <w:lang w:val="pt-BR"/>
+              </w:rPr>
+              <w:t>CHAMADA}</w:t>
+            </w:r>
+            <w:r>
+              <w:rPr>
+                <w:rFonts w:ascii="Century Gothic" w:hAnsi="Century Gothic" w:cs="Lucida Sans Unicode"/>
+                <w:sz w:val="20"/>
+                <w:lang w:val="pt-BR"/>
+              </w:rPr>
+              <w:t xml:space="preserve">   </w:t>
+            </w:r>
+            <w:proofErr w:type="gramEnd"/>
             <w:r>
               <w:rPr>
                 <w:rFonts w:ascii="Century Gothic" w:hAnsi="Century Gothic" w:cs="Lucida Sans Unicode"/>
@@ -3939,150 +4337,6 @@
                 <w:lang w:val="pt-BR"/>
               </w:rPr>
               <w:t xml:space="preserve">      </w:t>
-            </w:r>
-            <w:r>
-              <w:rPr>
-                <w:rFonts w:ascii="Century Gothic" w:hAnsi="Century Gothic" w:cs="Lucida Sans Unicode"/>
-                <w:b w:val="0"/>
-                <w:bCs/>
-                <w:sz w:val="20"/>
-                <w:lang w:val="pt-BR"/>
-              </w:rPr>
-              <w:t>Ciclo:</w:t>
-            </w:r>
-            <w:r>
-              <w:rPr>
-                <w:rFonts w:ascii="Century Gothic" w:hAnsi="Century Gothic" w:cs="Lucida Sans Unicode"/>
-                <w:sz w:val="20"/>
-                <w:lang w:val="pt-BR"/>
-              </w:rPr>
-              <w:t xml:space="preserve"> </w:t>
-            </w:r>
-            <w:r>
-              <w:rPr>
-                <w:rFonts w:ascii="Century Gothic" w:hAnsi="Century Gothic" w:cs="Lucida Sans Unicode"/>
-                <w:sz w:val="20"/>
-                <w:lang w:val="pt-BR"/>
-              </w:rPr>
-              <w:t>{CICLO}</w:t>
-            </w:r>
-            <w:r>
-              <w:rPr>
-                <w:rFonts w:ascii="Century Gothic" w:hAnsi="Century Gothic" w:cs="Lucida Sans Unicode"/>
-                <w:sz w:val="20"/>
-                <w:lang w:val="pt-BR"/>
-              </w:rPr>
-              <w:t xml:space="preserve">      </w:t>
-            </w:r>
-            <w:r>
-              <w:rPr>
-                <w:rFonts w:ascii="Century Gothic" w:hAnsi="Century Gothic" w:cs="Lucida Sans Unicode"/>
-                <w:b w:val="0"/>
-                <w:bCs/>
-                <w:sz w:val="20"/>
-                <w:lang w:val="pt-BR"/>
-              </w:rPr>
-              <w:t>Ano:</w:t>
-            </w:r>
-            <w:r>
-              <w:rPr>
-                <w:rFonts w:ascii="Century Gothic" w:hAnsi="Century Gothic" w:cs="Lucida Sans Unicode"/>
-                <w:sz w:val="20"/>
-                <w:lang w:val="pt-BR"/>
-              </w:rPr>
-              <w:t xml:space="preserve"> </w:t>
-            </w:r>
-            <w:r>
-              <w:rPr>
-                <w:rFonts w:ascii="Century Gothic" w:hAnsi="Century Gothic" w:cs="Lucida Sans Unicode"/>
-                <w:sz w:val="20"/>
-                <w:lang w:val="pt-BR"/>
-              </w:rPr>
-              <w:t>{ANO_TRANSF}</w:t>
-            </w:r>
-            <w:r>
-              <w:rPr>
-                <w:rFonts w:ascii="Century Gothic" w:hAnsi="Century Gothic" w:cs="Lucida Sans Unicode"/>
-                <w:sz w:val="20"/>
-                <w:lang w:val="pt-BR"/>
-              </w:rPr>
-              <w:t xml:space="preserve">      </w:t>
-            </w:r>
-            <w:r>
-              <w:rPr>
-                <w:rFonts w:ascii="Century Gothic" w:hAnsi="Century Gothic" w:cs="Lucida Sans Unicode"/>
-                <w:b w:val="0"/>
-                <w:bCs/>
-                <w:sz w:val="20"/>
-                <w:lang w:val="pt-BR"/>
-              </w:rPr>
-              <w:t>Turma:</w:t>
-            </w:r>
-            <w:r>
-              <w:rPr>
-                <w:rFonts w:ascii="Century Gothic" w:hAnsi="Century Gothic" w:cs="Lucida Sans Unicode"/>
-                <w:sz w:val="20"/>
-                <w:lang w:val="pt-BR"/>
-              </w:rPr>
-              <w:t xml:space="preserve"> </w:t>
-            </w:r>
-            <w:r>
-              <w:rPr>
-                <w:rFonts w:ascii="Century Gothic" w:hAnsi="Century Gothic" w:cs="Lucida Sans Unicode"/>
-                <w:sz w:val="20"/>
-                <w:lang w:val="pt-BR"/>
-              </w:rPr>
-              <w:t>{TURMA}</w:t>
-            </w:r>
-            <w:r>
-              <w:rPr>
-                <w:rFonts w:ascii="Century Gothic" w:hAnsi="Century Gothic" w:cs="Lucida Sans Unicode"/>
-                <w:sz w:val="20"/>
-                <w:lang w:val="pt-BR"/>
-              </w:rPr>
-              <w:t xml:space="preserve">      </w:t>
-            </w:r>
-            <w:r>
-              <w:rPr>
-                <w:rFonts w:ascii="Century Gothic" w:hAnsi="Century Gothic" w:cs="Lucida Sans Unicode"/>
-                <w:sz w:val="20"/>
-                <w:lang w:val="pt-BR"/>
-              </w:rPr>
-              <w:t xml:space="preserve"> </w:t>
-            </w:r>
-            <w:r>
-              <w:rPr>
-                <w:rFonts w:ascii="Century Gothic" w:hAnsi="Century Gothic" w:cs="Lucida Sans Unicode"/>
-                <w:b w:val="0"/>
-                <w:bCs/>
-                <w:sz w:val="20"/>
-                <w:lang w:val="pt-BR"/>
-              </w:rPr>
-              <w:t>Nº de Chamada:</w:t>
-            </w:r>
-            <w:r>
-              <w:rPr>
-                <w:rFonts w:ascii="Century Gothic" w:hAnsi="Century Gothic" w:cs="Lucida Sans Unicode"/>
-                <w:sz w:val="20"/>
-                <w:lang w:val="pt-BR"/>
-              </w:rPr>
-              <w:t xml:space="preserve"> </w:t>
-            </w:r>
-            <w:r>
-              <w:rPr>
-                <w:rFonts w:ascii="Century Gothic" w:hAnsi="Century Gothic" w:cs="Lucida Sans Unicode"/>
-                <w:sz w:val="20"/>
-                <w:lang w:val="pt-BR"/>
-              </w:rPr>
-              <w:t>{N_CHAMADA}</w:t>
-            </w:r>
-            <w:r>
-              <w:rPr>
-                <w:rFonts w:ascii="Century Gothic" w:hAnsi="Century Gothic" w:cs="Lucida Sans Unicode"/>
-                <w:sz w:val="20"/>
-                <w:lang w:val="pt-BR"/>
-              </w:rPr>
-              <w:t xml:space="preserve">         </w:t>
             </w:r>
           </w:p>
         </w:tc>
@@ -6353,7 +6607,15 @@
                 <w:rFonts w:ascii="Century Gothic" w:hAnsi="Century Gothic" w:cs="Lucida Sans Unicode"/>
                 <w:b/>
               </w:rPr>
-              <w:t>ANO_HISTORICO</w:t>
+              <w:t>ANO_</w:t>
+            </w:r>
+            <w:proofErr w:type="gramStart"/>
+            <w:r>
+              <w:rPr>
+                <w:rFonts w:ascii="Century Gothic" w:hAnsi="Century Gothic" w:cs="Lucida Sans Unicode"/>
+                <w:b/>
+              </w:rPr>
+              <w:t>HISTORICO</w:t>
             </w:r>
             <w:r>
               <w:rPr>
@@ -6366,7 +6628,14 @@
               <w:rPr>
                 <w:rFonts w:ascii="Century Gothic" w:hAnsi="Century Gothic" w:cs="Lucida Sans Unicode"/>
               </w:rPr>
-              <w:t>º ano</w:t>
+              <w:t>º</w:t>
+            </w:r>
+            <w:proofErr w:type="gramEnd"/>
+            <w:r>
+              <w:rPr>
+                <w:rFonts w:ascii="Century Gothic" w:hAnsi="Century Gothic" w:cs="Lucida Sans Unicode"/>
+              </w:rPr>
+              <w:t xml:space="preserve"> ano</w:t>
             </w:r>
             <w:r>
               <w:rPr>
@@ -6494,14 +6763,30 @@
                 <w:rFonts w:ascii="Century Gothic" w:hAnsi="Century Gothic"/>
                 <w:color w:val="000000"/>
               </w:rPr>
-              <w:t>{DATA}</w:t>
-            </w:r>
+              <w:t>{</w:t>
+            </w:r>
+            <w:proofErr w:type="gramStart"/>
             <w:r>
               <w:rPr>
                 <w:rFonts w:ascii="Century Gothic" w:hAnsi="Century Gothic"/>
                 <w:color w:val="000000"/>
               </w:rPr>
-              <w:t xml:space="preserve">                                                       ___________________________________</w:t>
+              <w:t>DATA}</w:t>
+            </w:r>
+            <w:r>
+              <w:rPr>
+                <w:rFonts w:ascii="Century Gothic" w:hAnsi="Century Gothic"/>
+                <w:color w:val="000000"/>
+              </w:rPr>
+              <w:t xml:space="preserve">   </w:t>
+            </w:r>
+            <w:proofErr w:type="gramEnd"/>
+            <w:r>
+              <w:rPr>
+                <w:rFonts w:ascii="Century Gothic" w:hAnsi="Century Gothic"/>
+                <w:color w:val="000000"/>
+              </w:rPr>
+              <w:t xml:space="preserve">                                                    ___________________________________</w:t>
             </w:r>
           </w:p>
           <w:p>
@@ -6545,7 +6830,7 @@
 </file>
 
 <file path=word/endnotes.xml><?xml version="1.0" encoding="utf-8"?>
-<w:endnotes xmlns:wpc="http://schemas.microsoft.com/office/word/2010/wordprocessingCanvas" xmlns:cx="http://schemas.microsoft.com/office/drawing/2014/chartex" xmlns:cx1="http://schemas.microsoft.com/office/drawing/2015/9/8/chartex" xmlns:mc="http://schemas.openxmlformats.org/markup-compatibility/2006" xmlns:o="urn:schemas-microsoft-com:office:office" xmlns:r="http://schemas.openxmlformats.org/officeDocument/2006/relationships" xmlns:m="http://schemas.openxmlformats.org/officeDocument/2006/math" xmlns:v="urn:schemas-microsoft-com:vml" xmlns:wp14="http://schemas.microsoft.com/office/word/2010/wordprocessingDrawing" xmlns:wp="http://schemas.openxmlformats.org/drawingml/2006/wordprocessingDrawing" xmlns:w10="urn:schemas-microsoft-com:office:word" xmlns:w="http://schemas.openxmlformats.org/wordprocessingml/2006/main" xmlns:w14="http://schemas.microsoft.com/office/word/2010/wordml" xmlns:w15="http://schemas.microsoft.com/office/word/2012/wordml" xmlns:w16se="http://schemas.microsoft.com/office/word/2015/wordml/symex" xmlns:wpg="http://schemas.microsoft.com/office/word/2010/wordprocessingGroup" xmlns:wpi="http://schemas.microsoft.com/office/word/2010/wordprocessingInk" xmlns:wne="http://schemas.microsoft.com/office/word/2006/wordml" xmlns:wps="http://schemas.microsoft.com/office/word/2010/wordprocessingShape" mc:Ignorable="w14 w15 w16se wp14">
+<w:endnotes xmlns:wpc="http://schemas.microsoft.com/office/word/2010/wordprocessingCanvas" xmlns:cx="http://schemas.microsoft.com/office/drawing/2014/chartex" xmlns:cx1="http://schemas.microsoft.com/office/drawing/2015/9/8/chartex" xmlns:cx2="http://schemas.microsoft.com/office/drawing/2015/10/21/chartex" xmlns:cx3="http://schemas.microsoft.com/office/drawing/2016/5/9/chartex" xmlns:cx4="http://schemas.microsoft.com/office/drawing/2016/5/10/chartex" xmlns:cx5="http://schemas.microsoft.com/office/drawing/2016/5/11/chartex" xmlns:cx6="http://schemas.microsoft.com/office/drawing/2016/5/12/chartex" xmlns:cx7="http://schemas.microsoft.com/office/drawing/2016/5/13/chartex" xmlns:cx8="http://schemas.microsoft.com/office/drawing/2016/5/14/chartex" xmlns:mc="http://schemas.openxmlformats.org/markup-compatibility/2006" xmlns:aink="http://schemas.microsoft.com/office/drawing/2016/ink" xmlns:am3d="http://schemas.microsoft.com/office/drawing/2017/model3d" xmlns:o="urn:schemas-microsoft-com:office:office" xmlns:oel="http://schemas.microsoft.com/office/2019/extlst" xmlns:r="http://schemas.openxmlformats.org/officeDocument/2006/relationships" xmlns:m="http://schemas.openxmlformats.org/officeDocument/2006/math" xmlns:v="urn:schemas-microsoft-com:vml" xmlns:wp14="http://schemas.microsoft.com/office/word/2010/wordprocessingDrawing" xmlns:wp="http://schemas.openxmlformats.org/drawingml/2006/wordprocessingDrawing" xmlns:w10="urn:schemas-microsoft-com:office:word" xmlns:w="http://schemas.openxmlformats.org/wordprocessingml/2006/main" xmlns:w14="http://schemas.microsoft.com/office/word/2010/wordml" xmlns:w15="http://schemas.microsoft.com/office/word/2012/wordml" xmlns:w16cex="http://schemas.microsoft.com/office/word/2018/wordml/cex" xmlns:w16cid="http://schemas.microsoft.com/office/word/2016/wordml/cid" xmlns:w16="http://schemas.microsoft.com/office/word/2018/wordml" xmlns:w16du="http://schemas.microsoft.com/office/word/2023/wordml/word16du" xmlns:w16sdtdh="http://schemas.microsoft.com/office/word/2020/wordml/sdtdatahash" xmlns:w16sdtfl="http://schemas.microsoft.com/office/word/2024/wordml/sdtformatlock" xmlns:w16se="http://schemas.microsoft.com/office/word/2015/wordml/symex" xmlns:wpg="http://schemas.microsoft.com/office/word/2010/wordprocessingGroup" xmlns:wpi="http://schemas.microsoft.com/office/word/2010/wordprocessingInk" xmlns:wne="http://schemas.microsoft.com/office/word/2006/wordml" xmlns:wps="http://schemas.microsoft.com/office/word/2010/wordprocessingShape" mc:Ignorable="w14 w15 w16se w16cid w16 w16cex w16sdtdh w16sdtfl w16du wp14">
   <w:endnote w:type="separator" w:id="-1">
     <w:p>
       <w:r>
@@ -6564,7 +6849,7 @@
 </file>
 
 <file path=word/footnotes.xml><?xml version="1.0" encoding="utf-8"?>
-<w:footnotes xmlns:wpc="http://schemas.microsoft.com/office/word/2010/wordprocessingCanvas" xmlns:cx="http://schemas.microsoft.com/office/drawing/2014/chartex" xmlns:cx1="http://schemas.microsoft.com/office/drawing/2015/9/8/chartex" xmlns:mc="http://schemas.openxmlformats.org/markup-compatibility/2006" xmlns:o="urn:schemas-microsoft-com:office:office" xmlns:r="http://schemas.openxmlformats.org/officeDocument/2006/relationships" xmlns:m="http://schemas.openxmlformats.org/officeDocument/2006/math" xmlns:v="urn:schemas-microsoft-com:vml" xmlns:wp14="http://schemas.microsoft.com/office/word/2010/wordprocessingDrawing" xmlns:wp="http://schemas.openxmlformats.org/drawingml/2006/wordprocessingDrawing" xmlns:w10="urn:schemas-microsoft-com:office:word" xmlns:w="http://schemas.openxmlformats.org/wordprocessingml/2006/main" xmlns:w14="http://schemas.microsoft.com/office/word/2010/wordml" xmlns:w15="http://schemas.microsoft.com/office/word/2012/wordml" xmlns:w16se="http://schemas.microsoft.com/office/word/2015/wordml/symex" xmlns:wpg="http://schemas.microsoft.com/office/word/2010/wordprocessingGroup" xmlns:wpi="http://schemas.microsoft.com/office/word/2010/wordprocessingInk" xmlns:wne="http://schemas.microsoft.com/office/word/2006/wordml" xmlns:wps="http://schemas.microsoft.com/office/word/2010/wordprocessingShape" mc:Ignorable="w14 w15 w16se wp14">
+<w:footnotes xmlns:wpc="http://schemas.microsoft.com/office/word/2010/wordprocessingCanvas" xmlns:cx="http://schemas.microsoft.com/office/drawing/2014/chartex" xmlns:cx1="http://schemas.microsoft.com/office/drawing/2015/9/8/chartex" xmlns:cx2="http://schemas.microsoft.com/office/drawing/2015/10/21/chartex" xmlns:cx3="http://schemas.microsoft.com/office/drawing/2016/5/9/chartex" xmlns:cx4="http://schemas.microsoft.com/office/drawing/2016/5/10/chartex" xmlns:cx5="http://schemas.microsoft.com/office/drawing/2016/5/11/chartex" xmlns:cx6="http://schemas.microsoft.com/office/drawing/2016/5/12/chartex" xmlns:cx7="http://schemas.microsoft.com/office/drawing/2016/5/13/chartex" xmlns:cx8="http://schemas.microsoft.com/office/drawing/2016/5/14/chartex" xmlns:mc="http://schemas.openxmlformats.org/markup-compatibility/2006" xmlns:aink="http://schemas.microsoft.com/office/drawing/2016/ink" xmlns:am3d="http://schemas.microsoft.com/office/drawing/2017/model3d" xmlns:o="urn:schemas-microsoft-com:office:office" xmlns:oel="http://schemas.microsoft.com/office/2019/extlst" xmlns:r="http://schemas.openxmlformats.org/officeDocument/2006/relationships" xmlns:m="http://schemas.openxmlformats.org/officeDocument/2006/math" xmlns:v="urn:schemas-microsoft-com:vml" xmlns:wp14="http://schemas.microsoft.com/office/word/2010/wordprocessingDrawing" xmlns:wp="http://schemas.openxmlformats.org/drawingml/2006/wordprocessingDrawing" xmlns:w10="urn:schemas-microsoft-com:office:word" xmlns:w="http://schemas.openxmlformats.org/wordprocessingml/2006/main" xmlns:w14="http://schemas.microsoft.com/office/word/2010/wordml" xmlns:w15="http://schemas.microsoft.com/office/word/2012/wordml" xmlns:w16cex="http://schemas.microsoft.com/office/word/2018/wordml/cex" xmlns:w16cid="http://schemas.microsoft.com/office/word/2016/wordml/cid" xmlns:w16="http://schemas.microsoft.com/office/word/2018/wordml" xmlns:w16du="http://schemas.microsoft.com/office/word/2023/wordml/word16du" xmlns:w16sdtdh="http://schemas.microsoft.com/office/word/2020/wordml/sdtdatahash" xmlns:w16sdtfl="http://schemas.microsoft.com/office/word/2024/wordml/sdtformatlock" xmlns:w16se="http://schemas.microsoft.com/office/word/2015/wordml/symex" xmlns:wpg="http://schemas.microsoft.com/office/word/2010/wordprocessingGroup" xmlns:wpi="http://schemas.microsoft.com/office/word/2010/wordprocessingInk" xmlns:wne="http://schemas.microsoft.com/office/word/2006/wordml" xmlns:wps="http://schemas.microsoft.com/office/word/2010/wordprocessingShape" mc:Ignorable="w14 w15 w16se w16cid w16 w16cex w16sdtdh w16sdtfl w16du wp14">
   <w:footnote w:type="separator" w:id="-1">
     <w:p>
       <w:r>
@@ -6583,7 +6868,7 @@
 </file>
 
 <file path=word/numbering.xml><?xml version="1.0" encoding="utf-8"?>
-<w:numbering xmlns:wpc="http://schemas.microsoft.com/office/word/2010/wordprocessingCanvas" xmlns:cx="http://schemas.microsoft.com/office/drawing/2014/chartex" xmlns:cx1="http://schemas.microsoft.com/office/drawing/2015/9/8/chartex" xmlns:mc="http://schemas.openxmlformats.org/markup-compatibility/2006" xmlns:o="urn:schemas-microsoft-com:office:office" xmlns:r="http://schemas.openxmlformats.org/officeDocument/2006/relationships" xmlns:m="http://schemas.openxmlformats.org/officeDocument/2006/math" xmlns:v="urn:schemas-microsoft-com:vml" xmlns:wp14="http://schemas.microsoft.com/office/word/2010/wordprocessingDrawing" xmlns:wp="http://schemas.openxmlformats.org/drawingml/2006/wordprocessingDrawing" xmlns:w10="urn:schemas-microsoft-com:office:word" xmlns:w="http://schemas.openxmlformats.org/wordprocessingml/2006/main" xmlns:w14="http://schemas.microsoft.com/office/word/2010/wordml" xmlns:w15="http://schemas.microsoft.com/office/word/2012/wordml" xmlns:w16se="http://schemas.microsoft.com/office/word/2015/wordml/symex" xmlns:wpg="http://schemas.microsoft.com/office/word/2010/wordprocessingGroup" xmlns:wpi="http://schemas.microsoft.com/office/word/2010/wordprocessingInk" xmlns:wne="http://schemas.microsoft.com/office/word/2006/wordml" xmlns:wps="http://schemas.microsoft.com/office/word/2010/wordprocessingShape" mc:Ignorable="w14 w15 w16se wp14">
+<w:numbering xmlns:wpc="http://schemas.microsoft.com/office/word/2010/wordprocessingCanvas" xmlns:cx="http://schemas.microsoft.com/office/drawing/2014/chartex" xmlns:cx1="http://schemas.microsoft.com/office/drawing/2015/9/8/chartex" xmlns:cx2="http://schemas.microsoft.com/office/drawing/2015/10/21/chartex" xmlns:cx3="http://schemas.microsoft.com/office/drawing/2016/5/9/chartex" xmlns:cx4="http://schemas.microsoft.com/office/drawing/2016/5/10/chartex" xmlns:cx5="http://schemas.microsoft.com/office/drawing/2016/5/11/chartex" xmlns:cx6="http://schemas.microsoft.com/office/drawing/2016/5/12/chartex" xmlns:cx7="http://schemas.microsoft.com/office/drawing/2016/5/13/chartex" xmlns:cx8="http://schemas.microsoft.com/office/drawing/2016/5/14/chartex" xmlns:mc="http://schemas.openxmlformats.org/markup-compatibility/2006" xmlns:aink="http://schemas.microsoft.com/office/drawing/2016/ink" xmlns:am3d="http://schemas.microsoft.com/office/drawing/2017/model3d" xmlns:o="urn:schemas-microsoft-com:office:office" xmlns:oel="http://schemas.microsoft.com/office/2019/extlst" xmlns:r="http://schemas.openxmlformats.org/officeDocument/2006/relationships" xmlns:m="http://schemas.openxmlformats.org/officeDocument/2006/math" xmlns:v="urn:schemas-microsoft-com:vml" xmlns:wp14="http://schemas.microsoft.com/office/word/2010/wordprocessingDrawing" xmlns:wp="http://schemas.openxmlformats.org/drawingml/2006/wordprocessingDrawing" xmlns:w10="urn:schemas-microsoft-com:office:word" xmlns:w="http://schemas.openxmlformats.org/wordprocessingml/2006/main" xmlns:w14="http://schemas.microsoft.com/office/word/2010/wordml" xmlns:w15="http://schemas.microsoft.com/office/word/2012/wordml" xmlns:w16cex="http://schemas.microsoft.com/office/word/2018/wordml/cex" xmlns:w16cid="http://schemas.microsoft.com/office/word/2016/wordml/cid" xmlns:w16="http://schemas.microsoft.com/office/word/2018/wordml" xmlns:w16du="http://schemas.microsoft.com/office/word/2023/wordml/word16du" xmlns:w16sdtdh="http://schemas.microsoft.com/office/word/2020/wordml/sdtdatahash" xmlns:w16sdtfl="http://schemas.microsoft.com/office/word/2024/wordml/sdtformatlock" xmlns:w16se="http://schemas.microsoft.com/office/word/2015/wordml/symex" xmlns:wpg="http://schemas.microsoft.com/office/word/2010/wordprocessingGroup" xmlns:wpi="http://schemas.microsoft.com/office/word/2010/wordprocessingInk" xmlns:wne="http://schemas.microsoft.com/office/word/2006/wordml" xmlns:wps="http://schemas.microsoft.com/office/word/2010/wordprocessingShape" mc:Ignorable="w14 w15 w16se w16cid w16 w16cex w16sdtdh w16sdtfl w16du wp14">
   <w:abstractNum w:abstractNumId="0" w15:restartNumberingAfterBreak="0">
     <w:nsid w:val="5D9866EE"/>
     <w:multiLevelType w:val="hybridMultilevel"/>
@@ -6696,14 +6981,14 @@
       </w:rPr>
     </w:lvl>
   </w:abstractNum>
-  <w:num w:numId="1">
+  <w:num w:numId="1" w16cid:durableId="1398936487">
     <w:abstractNumId w:val="0"/>
   </w:num>
 </w:numbering>
 </file>
 
 <file path=word/styles.xml><?xml version="1.0" encoding="utf-8"?>
-<w:styles xmlns:mc="http://schemas.openxmlformats.org/markup-compatibility/2006" xmlns:r="http://schemas.openxmlformats.org/officeDocument/2006/relationships" xmlns:w="http://schemas.openxmlformats.org/wordprocessingml/2006/main" xmlns:w14="http://schemas.microsoft.com/office/word/2010/wordml" xmlns:w15="http://schemas.microsoft.com/office/word/2012/wordml" xmlns:w16se="http://schemas.microsoft.com/office/word/2015/wordml/symex" mc:Ignorable="w14 w15 w16se">
+<w:styles xmlns:mc="http://schemas.openxmlformats.org/markup-compatibility/2006" xmlns:r="http://schemas.openxmlformats.org/officeDocument/2006/relationships" xmlns:w="http://schemas.openxmlformats.org/wordprocessingml/2006/main" xmlns:w14="http://schemas.microsoft.com/office/word/2010/wordml" xmlns:w15="http://schemas.microsoft.com/office/word/2012/wordml" xmlns:w16cex="http://schemas.microsoft.com/office/word/2018/wordml/cex" xmlns:w16cid="http://schemas.microsoft.com/office/word/2016/wordml/cid" xmlns:w16="http://schemas.microsoft.com/office/word/2018/wordml" xmlns:w16du="http://schemas.microsoft.com/office/word/2023/wordml/word16du" xmlns:w16sdtdh="http://schemas.microsoft.com/office/word/2020/wordml/sdtdatahash" xmlns:w16sdtfl="http://schemas.microsoft.com/office/word/2024/wordml/sdtformatlock" xmlns:w16se="http://schemas.microsoft.com/office/word/2015/wordml/symex" mc:Ignorable="w14 w15 w16se w16cid w16 w16cex w16sdtdh w16sdtfl w16du">
   <w:docDefaults>
     <w:rPrDefault>
       <w:rPr>
@@ -6713,7 +6998,7 @@
     </w:rPrDefault>
     <w:pPrDefault/>
   </w:docDefaults>
-  <w:latentStyles w:defLockedState="0" w:defUIPriority="0" w:defSemiHidden="0" w:defUnhideWhenUsed="0" w:defQFormat="0" w:count="371">
+  <w:latentStyles w:defLockedState="0" w:defUIPriority="0" w:defSemiHidden="0" w:defUnhideWhenUsed="0" w:defQFormat="0" w:count="376">
     <w:lsdException w:name="Normal" w:qFormat="1"/>
     <w:lsdException w:name="heading 1" w:qFormat="1"/>
     <w:lsdException w:name="heading 2" w:qFormat="1"/>
@@ -6988,6 +7273,11 @@
     <w:lsdException w:name="List Table 5 Dark Accent 6" w:uiPriority="50"/>
     <w:lsdException w:name="List Table 6 Colorful Accent 6" w:uiPriority="51"/>
     <w:lsdException w:name="List Table 7 Colorful Accent 6" w:uiPriority="52"/>
+    <w:lsdException w:name="Mention" w:semiHidden="1" w:uiPriority="99" w:unhideWhenUsed="1"/>
+    <w:lsdException w:name="Smart Hyperlink" w:semiHidden="1" w:uiPriority="99" w:unhideWhenUsed="1"/>
+    <w:lsdException w:name="Hashtag" w:semiHidden="1" w:uiPriority="99" w:unhideWhenUsed="1"/>
+    <w:lsdException w:name="Unresolved Mention" w:semiHidden="1" w:uiPriority="99" w:unhideWhenUsed="1"/>
+    <w:lsdException w:name="Smart Link" w:semiHidden="1" w:uiPriority="99" w:unhideWhenUsed="1"/>
   </w:latentStyles>
   <w:style w:type="paragraph" w:default="1" w:styleId="Normal">
     <w:name w:val="Normal"/>

--- a/historicos/template_educar_mais.docx
+++ b/historicos/template_educar_mais.docx
@@ -203,9 +203,8 @@
                 <w:szCs w:val="18"/>
                 <w:lang w:val="pt-BR" w:eastAsia="en-US"/>
               </w:rPr>
-              <w:t>{TEL_</w:t>
-            </w:r>
-            <w:proofErr w:type="gramStart"/>
+              <w:t>{TEL_1}</w:t>
+            </w:r>
             <w:r>
               <w:rPr>
                 <w:rFonts w:ascii="Century Gothic" w:hAnsi="Century Gothic" w:cs="Lucida Sans Unicode"/>
@@ -213,18 +212,8 @@
                 <w:szCs w:val="18"/>
                 <w:lang w:val="pt-BR" w:eastAsia="en-US"/>
               </w:rPr>
-              <w:t>1}</w:t>
-            </w:r>
-            <w:r>
-              <w:rPr>
-                <w:rFonts w:ascii="Century Gothic" w:hAnsi="Century Gothic" w:cs="Lucida Sans Unicode"/>
-                <w:sz w:val="18"/>
-                <w:szCs w:val="18"/>
-                <w:lang w:val="pt-BR" w:eastAsia="en-US"/>
-              </w:rPr>
               <w:t>/</w:t>
             </w:r>
-            <w:proofErr w:type="gramEnd"/>
             <w:r>
               <w:rPr>
                 <w:rFonts w:ascii="Century Gothic" w:hAnsi="Century Gothic" w:cs="Lucida Sans Unicode"/>
@@ -296,7 +285,7 @@
             <v:imagedata r:id="rId8" o:title=""/>
             <w10:wrap anchorx="page" anchory="page"/>
           </v:shape>
-          <o:OLEObject Type="Embed" ProgID="MS_ClipArt_Gallery" ShapeID="_x0000_s1026" DrawAspect="Content" ObjectID="_1836560280" r:id="rId9"/>
+          <o:OLEObject Type="Embed" ProgID="MS_ClipArt_Gallery" ShapeID="_x0000_s1026" DrawAspect="Content" ObjectID="_1837149696" r:id="rId9"/>
         </w:object>
       </w:r>
       <w:r>
@@ -1782,23 +1771,7 @@
                 <w:rFonts w:ascii="Century Gothic" w:hAnsi="Century Gothic" w:cs="Lucida Sans Unicode"/>
                 <w:sz w:val="20"/>
               </w:rPr>
-              <w:t>{#</w:t>
-            </w:r>
-            <w:proofErr w:type="gramStart"/>
-            <w:r>
-              <w:rPr>
-                <w:rFonts w:ascii="Century Gothic" w:hAnsi="Century Gothic" w:cs="Lucida Sans Unicode"/>
-                <w:sz w:val="20"/>
-              </w:rPr>
-              <w:t>disciplinas}{</w:t>
-            </w:r>
-            <w:proofErr w:type="gramEnd"/>
-            <w:r>
-              <w:rPr>
-                <w:rFonts w:ascii="Century Gothic" w:hAnsi="Century Gothic" w:cs="Lucida Sans Unicode"/>
-                <w:sz w:val="20"/>
-              </w:rPr>
-              <w:t>nome}</w:t>
+              <w:t>{#disciplinas}{nome}</w:t>
             </w:r>
           </w:p>
         </w:tc>
@@ -1948,25 +1921,7 @@
                 <w:sz w:val="20"/>
                 <w:lang w:eastAsia="en-US"/>
               </w:rPr>
-              <w:t>{nota_</w:t>
-            </w:r>
-            <w:proofErr w:type="gramStart"/>
-            <w:r>
-              <w:rPr>
-                <w:rFonts w:ascii="Century Gothic" w:hAnsi="Century Gothic" w:cs="Arial"/>
-                <w:sz w:val="20"/>
-                <w:lang w:eastAsia="en-US"/>
-              </w:rPr>
-              <w:t>5}{</w:t>
-            </w:r>
-            <w:proofErr w:type="gramEnd"/>
-            <w:r>
-              <w:rPr>
-                <w:rFonts w:ascii="Century Gothic" w:hAnsi="Century Gothic" w:cs="Arial"/>
-                <w:sz w:val="20"/>
-                <w:lang w:eastAsia="en-US"/>
-              </w:rPr>
-              <w:t>/disciplinas}</w:t>
+              <w:t>{nota_5}{/disciplinas}</w:t>
             </w:r>
           </w:p>
         </w:tc>
@@ -4050,33 +4005,15 @@
                 <w:sz w:val="20"/>
                 <w:lang w:val="pt-BR"/>
               </w:rPr>
-              <w:t>{</w:t>
-            </w:r>
-            <w:proofErr w:type="gramStart"/>
-            <w:r>
-              <w:rPr>
-                <w:rFonts w:ascii="Century Gothic" w:hAnsi="Century Gothic" w:cs="Lucida Sans Unicode"/>
-                <w:sz w:val="20"/>
-                <w:lang w:val="pt-BR"/>
-              </w:rPr>
-              <w:t>CLASSE}</w:t>
-            </w:r>
-            <w:r>
-              <w:rPr>
-                <w:rFonts w:ascii="Century Gothic" w:hAnsi="Century Gothic" w:cs="Lucida Sans Unicode"/>
-                <w:sz w:val="20"/>
-                <w:lang w:val="pt-BR"/>
-              </w:rPr>
-              <w:t xml:space="preserve">   </w:t>
-            </w:r>
-            <w:proofErr w:type="gramEnd"/>
-            <w:r>
-              <w:rPr>
-                <w:rFonts w:ascii="Century Gothic" w:hAnsi="Century Gothic" w:cs="Lucida Sans Unicode"/>
-                <w:sz w:val="20"/>
-                <w:lang w:val="pt-BR"/>
-              </w:rPr>
-              <w:t xml:space="preserve">  </w:t>
+              <w:t>{CLASSE}</w:t>
+            </w:r>
+            <w:r>
+              <w:rPr>
+                <w:rFonts w:ascii="Century Gothic" w:hAnsi="Century Gothic" w:cs="Lucida Sans Unicode"/>
+                <w:sz w:val="20"/>
+                <w:lang w:val="pt-BR"/>
+              </w:rPr>
+              <w:t xml:space="preserve">     </w:t>
             </w:r>
             <w:r>
               <w:rPr>
@@ -4094,33 +4031,15 @@
                 <w:sz w:val="20"/>
                 <w:lang w:val="pt-BR"/>
               </w:rPr>
-              <w:t>{</w:t>
-            </w:r>
-            <w:proofErr w:type="gramStart"/>
-            <w:r>
-              <w:rPr>
-                <w:rFonts w:ascii="Century Gothic" w:hAnsi="Century Gothic" w:cs="Lucida Sans Unicode"/>
-                <w:sz w:val="20"/>
-                <w:lang w:val="pt-BR"/>
-              </w:rPr>
-              <w:t>TURNO}</w:t>
-            </w:r>
-            <w:r>
-              <w:rPr>
-                <w:rFonts w:ascii="Century Gothic" w:hAnsi="Century Gothic" w:cs="Lucida Sans Unicode"/>
-                <w:sz w:val="20"/>
-                <w:lang w:val="pt-BR"/>
-              </w:rPr>
-              <w:t xml:space="preserve">   </w:t>
-            </w:r>
-            <w:proofErr w:type="gramEnd"/>
-            <w:r>
-              <w:rPr>
-                <w:rFonts w:ascii="Century Gothic" w:hAnsi="Century Gothic" w:cs="Lucida Sans Unicode"/>
-                <w:sz w:val="20"/>
-                <w:lang w:val="pt-BR"/>
-              </w:rPr>
-              <w:t xml:space="preserve">   </w:t>
+              <w:t>{TURNO}</w:t>
+            </w:r>
+            <w:r>
+              <w:rPr>
+                <w:rFonts w:ascii="Century Gothic" w:hAnsi="Century Gothic" w:cs="Lucida Sans Unicode"/>
+                <w:sz w:val="20"/>
+                <w:lang w:val="pt-BR"/>
+              </w:rPr>
+              <w:t xml:space="preserve">      </w:t>
             </w:r>
             <w:r>
               <w:rPr>
@@ -4146,33 +4065,15 @@
                 <w:sz w:val="20"/>
                 <w:lang w:val="pt-BR"/>
               </w:rPr>
-              <w:t>{</w:t>
-            </w:r>
-            <w:proofErr w:type="gramStart"/>
-            <w:r>
-              <w:rPr>
-                <w:rFonts w:ascii="Century Gothic" w:hAnsi="Century Gothic" w:cs="Lucida Sans Unicode"/>
-                <w:sz w:val="20"/>
-                <w:lang w:val="pt-BR"/>
-              </w:rPr>
-              <w:t>CICLO}</w:t>
-            </w:r>
-            <w:r>
-              <w:rPr>
-                <w:rFonts w:ascii="Century Gothic" w:hAnsi="Century Gothic" w:cs="Lucida Sans Unicode"/>
-                <w:sz w:val="20"/>
-                <w:lang w:val="pt-BR"/>
-              </w:rPr>
-              <w:t xml:space="preserve">   </w:t>
-            </w:r>
-            <w:proofErr w:type="gramEnd"/>
-            <w:r>
-              <w:rPr>
-                <w:rFonts w:ascii="Century Gothic" w:hAnsi="Century Gothic" w:cs="Lucida Sans Unicode"/>
-                <w:sz w:val="20"/>
-                <w:lang w:val="pt-BR"/>
-              </w:rPr>
-              <w:t xml:space="preserve">   </w:t>
+              <w:t>{CICLO}</w:t>
+            </w:r>
+            <w:r>
+              <w:rPr>
+                <w:rFonts w:ascii="Century Gothic" w:hAnsi="Century Gothic" w:cs="Lucida Sans Unicode"/>
+                <w:sz w:val="20"/>
+                <w:lang w:val="pt-BR"/>
+              </w:rPr>
+              <w:t xml:space="preserve">      </w:t>
             </w:r>
             <w:r>
               <w:rPr>
@@ -4198,33 +4099,15 @@
                 <w:sz w:val="20"/>
                 <w:lang w:val="pt-BR"/>
               </w:rPr>
-              <w:t>{ANO_</w:t>
-            </w:r>
-            <w:proofErr w:type="gramStart"/>
-            <w:r>
-              <w:rPr>
-                <w:rFonts w:ascii="Century Gothic" w:hAnsi="Century Gothic" w:cs="Lucida Sans Unicode"/>
-                <w:sz w:val="20"/>
-                <w:lang w:val="pt-BR"/>
-              </w:rPr>
-              <w:t>TRANSF}</w:t>
-            </w:r>
-            <w:r>
-              <w:rPr>
-                <w:rFonts w:ascii="Century Gothic" w:hAnsi="Century Gothic" w:cs="Lucida Sans Unicode"/>
-                <w:sz w:val="20"/>
-                <w:lang w:val="pt-BR"/>
-              </w:rPr>
-              <w:t xml:space="preserve">   </w:t>
-            </w:r>
-            <w:proofErr w:type="gramEnd"/>
-            <w:r>
-              <w:rPr>
-                <w:rFonts w:ascii="Century Gothic" w:hAnsi="Century Gothic" w:cs="Lucida Sans Unicode"/>
-                <w:sz w:val="20"/>
-                <w:lang w:val="pt-BR"/>
-              </w:rPr>
-              <w:t xml:space="preserve">   </w:t>
+              <w:t>{ANO_TRANSF}</w:t>
+            </w:r>
+            <w:r>
+              <w:rPr>
+                <w:rFonts w:ascii="Century Gothic" w:hAnsi="Century Gothic" w:cs="Lucida Sans Unicode"/>
+                <w:sz w:val="20"/>
+                <w:lang w:val="pt-BR"/>
+              </w:rPr>
+              <w:t xml:space="preserve">      </w:t>
             </w:r>
             <w:r>
               <w:rPr>
@@ -4250,33 +4133,15 @@
                 <w:sz w:val="20"/>
                 <w:lang w:val="pt-BR"/>
               </w:rPr>
-              <w:t>{</w:t>
-            </w:r>
-            <w:proofErr w:type="gramStart"/>
-            <w:r>
-              <w:rPr>
-                <w:rFonts w:ascii="Century Gothic" w:hAnsi="Century Gothic" w:cs="Lucida Sans Unicode"/>
-                <w:sz w:val="20"/>
-                <w:lang w:val="pt-BR"/>
-              </w:rPr>
-              <w:t>TURMA}</w:t>
-            </w:r>
-            <w:r>
-              <w:rPr>
-                <w:rFonts w:ascii="Century Gothic" w:hAnsi="Century Gothic" w:cs="Lucida Sans Unicode"/>
-                <w:sz w:val="20"/>
-                <w:lang w:val="pt-BR"/>
-              </w:rPr>
-              <w:t xml:space="preserve">   </w:t>
-            </w:r>
-            <w:proofErr w:type="gramEnd"/>
-            <w:r>
-              <w:rPr>
-                <w:rFonts w:ascii="Century Gothic" w:hAnsi="Century Gothic" w:cs="Lucida Sans Unicode"/>
-                <w:sz w:val="20"/>
-                <w:lang w:val="pt-BR"/>
-              </w:rPr>
-              <w:t xml:space="preserve">   </w:t>
+              <w:t>{TURMA}</w:t>
+            </w:r>
+            <w:r>
+              <w:rPr>
+                <w:rFonts w:ascii="Century Gothic" w:hAnsi="Century Gothic" w:cs="Lucida Sans Unicode"/>
+                <w:sz w:val="20"/>
+                <w:lang w:val="pt-BR"/>
+              </w:rPr>
+              <w:t xml:space="preserve">      </w:t>
             </w:r>
             <w:r>
               <w:rPr>
@@ -4310,33 +4175,15 @@
                 <w:sz w:val="20"/>
                 <w:lang w:val="pt-BR"/>
               </w:rPr>
-              <w:t>{N_</w:t>
-            </w:r>
-            <w:proofErr w:type="gramStart"/>
-            <w:r>
-              <w:rPr>
-                <w:rFonts w:ascii="Century Gothic" w:hAnsi="Century Gothic" w:cs="Lucida Sans Unicode"/>
-                <w:sz w:val="20"/>
-                <w:lang w:val="pt-BR"/>
-              </w:rPr>
-              <w:t>CHAMADA}</w:t>
-            </w:r>
-            <w:r>
-              <w:rPr>
-                <w:rFonts w:ascii="Century Gothic" w:hAnsi="Century Gothic" w:cs="Lucida Sans Unicode"/>
-                <w:sz w:val="20"/>
-                <w:lang w:val="pt-BR"/>
-              </w:rPr>
-              <w:t xml:space="preserve">   </w:t>
-            </w:r>
-            <w:proofErr w:type="gramEnd"/>
-            <w:r>
-              <w:rPr>
-                <w:rFonts w:ascii="Century Gothic" w:hAnsi="Century Gothic" w:cs="Lucida Sans Unicode"/>
-                <w:sz w:val="20"/>
-                <w:lang w:val="pt-BR"/>
-              </w:rPr>
-              <w:t xml:space="preserve">      </w:t>
+              <w:t>{N_CHAMADA}</w:t>
+            </w:r>
+            <w:r>
+              <w:rPr>
+                <w:rFonts w:ascii="Century Gothic" w:hAnsi="Century Gothic" w:cs="Lucida Sans Unicode"/>
+                <w:sz w:val="20"/>
+                <w:lang w:val="pt-BR"/>
+              </w:rPr>
+              <w:t xml:space="preserve">         </w:t>
             </w:r>
           </w:p>
         </w:tc>
@@ -6607,15 +6454,7 @@
                 <w:rFonts w:ascii="Century Gothic" w:hAnsi="Century Gothic" w:cs="Lucida Sans Unicode"/>
                 <w:b/>
               </w:rPr>
-              <w:t>ANO_</w:t>
-            </w:r>
-            <w:proofErr w:type="gramStart"/>
-            <w:r>
-              <w:rPr>
-                <w:rFonts w:ascii="Century Gothic" w:hAnsi="Century Gothic" w:cs="Lucida Sans Unicode"/>
-                <w:b/>
-              </w:rPr>
-              <w:t>HISTORICO</w:t>
+              <w:t>ANO_HISTORICO</w:t>
             </w:r>
             <w:r>
               <w:rPr>
@@ -6628,14 +6467,7 @@
               <w:rPr>
                 <w:rFonts w:ascii="Century Gothic" w:hAnsi="Century Gothic" w:cs="Lucida Sans Unicode"/>
               </w:rPr>
-              <w:t>º</w:t>
-            </w:r>
-            <w:proofErr w:type="gramEnd"/>
-            <w:r>
-              <w:rPr>
-                <w:rFonts w:ascii="Century Gothic" w:hAnsi="Century Gothic" w:cs="Lucida Sans Unicode"/>
-              </w:rPr>
-              <w:t xml:space="preserve"> ano</w:t>
+              <w:t>º ano</w:t>
             </w:r>
             <w:r>
               <w:rPr>
@@ -6763,30 +6595,14 @@
                 <w:rFonts w:ascii="Century Gothic" w:hAnsi="Century Gothic"/>
                 <w:color w:val="000000"/>
               </w:rPr>
-              <w:t>{</w:t>
-            </w:r>
-            <w:proofErr w:type="gramStart"/>
+              <w:t>{DATA}</w:t>
+            </w:r>
             <w:r>
               <w:rPr>
                 <w:rFonts w:ascii="Century Gothic" w:hAnsi="Century Gothic"/>
                 <w:color w:val="000000"/>
               </w:rPr>
-              <w:t>DATA}</w:t>
-            </w:r>
-            <w:r>
-              <w:rPr>
-                <w:rFonts w:ascii="Century Gothic" w:hAnsi="Century Gothic"/>
-                <w:color w:val="000000"/>
-              </w:rPr>
-              <w:t xml:space="preserve">   </w:t>
-            </w:r>
-            <w:proofErr w:type="gramEnd"/>
-            <w:r>
-              <w:rPr>
-                <w:rFonts w:ascii="Century Gothic" w:hAnsi="Century Gothic"/>
-                <w:color w:val="000000"/>
-              </w:rPr>
-              <w:t xml:space="preserve">                                                    ___________________________________</w:t>
+              <w:t xml:space="preserve">                                                       ___________________________________</w:t>
             </w:r>
           </w:p>
           <w:p>
@@ -6806,7 +6622,7 @@
                 <w:sz w:val="18"/>
                 <w:szCs w:val="18"/>
               </w:rPr>
-              <w:t>Diretor (a) Escolar</w:t>
+              <w:t>{ASSINATURA_RESPONSAVEL}</w:t>
             </w:r>
           </w:p>
         </w:tc>
